--- a/EXERCICIOS.docx
+++ b/EXERCICIOS.docx
@@ -1,6 +1,6 @@
 
 <file path=word/document.xml><?xml version="1.0" encoding="utf-8"?>
-<w:document xmlns:wpc="http://schemas.microsoft.com/office/word/2010/wordprocessingCanvas" xmlns:cx="http://schemas.microsoft.com/office/drawing/2014/chartex" xmlns:mc="http://schemas.openxmlformats.org/markup-compatibility/2006" xmlns:o="urn:schemas-microsoft-com:office:office" xmlns:r="http://schemas.openxmlformats.org/officeDocument/2006/relationships" xmlns:m="http://schemas.openxmlformats.org/officeDocument/2006/math" xmlns:v="urn:schemas-microsoft-com:vml" xmlns:wp14="http://schemas.microsoft.com/office/word/2010/wordprocessingDrawing" xmlns:wp="http://schemas.openxmlformats.org/drawingml/2006/wordprocessingDrawing" xmlns:w10="urn:schemas-microsoft-com:office:word" xmlns:w="http://schemas.openxmlformats.org/wordprocessingml/2006/main" xmlns:w14="http://schemas.microsoft.com/office/word/2010/wordml" xmlns:w15="http://schemas.microsoft.com/office/word/2012/wordml" xmlns:w16se="http://schemas.microsoft.com/office/word/2015/wordml/symex" xmlns:wpg="http://schemas.microsoft.com/office/word/2010/wordprocessingGroup" xmlns:wpi="http://schemas.microsoft.com/office/word/2010/wordprocessingInk" xmlns:wne="http://schemas.microsoft.com/office/word/2006/wordml" xmlns:wps="http://schemas.microsoft.com/office/word/2010/wordprocessingShape" mc:Ignorable="w14 w15 w16se wp14">
+<w:document xmlns:wpc="http://schemas.microsoft.com/office/word/2010/wordprocessingCanvas" xmlns:cx="http://schemas.microsoft.com/office/drawing/2014/chartex" xmlns:cx1="http://schemas.microsoft.com/office/drawing/2015/9/8/chartex" xmlns:cx2="http://schemas.microsoft.com/office/drawing/2015/10/21/chartex" xmlns:cx3="http://schemas.microsoft.com/office/drawing/2016/5/9/chartex" xmlns:cx4="http://schemas.microsoft.com/office/drawing/2016/5/10/chartex" xmlns:cx5="http://schemas.microsoft.com/office/drawing/2016/5/11/chartex" xmlns:cx6="http://schemas.microsoft.com/office/drawing/2016/5/12/chartex" xmlns:cx7="http://schemas.microsoft.com/office/drawing/2016/5/13/chartex" xmlns:cx8="http://schemas.microsoft.com/office/drawing/2016/5/14/chartex" xmlns:mc="http://schemas.openxmlformats.org/markup-compatibility/2006" xmlns:aink="http://schemas.microsoft.com/office/drawing/2016/ink" xmlns:am3d="http://schemas.microsoft.com/office/drawing/2017/model3d" xmlns:o="urn:schemas-microsoft-com:office:office" xmlns:r="http://schemas.openxmlformats.org/officeDocument/2006/relationships" xmlns:m="http://schemas.openxmlformats.org/officeDocument/2006/math" xmlns:v="urn:schemas-microsoft-com:vml" xmlns:wp14="http://schemas.microsoft.com/office/word/2010/wordprocessingDrawing" xmlns:wp="http://schemas.openxmlformats.org/drawingml/2006/wordprocessingDrawing" xmlns:w10="urn:schemas-microsoft-com:office:word" xmlns:w="http://schemas.openxmlformats.org/wordprocessingml/2006/main" xmlns:w14="http://schemas.microsoft.com/office/word/2010/wordml" xmlns:w15="http://schemas.microsoft.com/office/word/2012/wordml" xmlns:w16cid="http://schemas.microsoft.com/office/word/2016/wordml/cid" xmlns:w16se="http://schemas.microsoft.com/office/word/2015/wordml/symex" xmlns:wpg="http://schemas.microsoft.com/office/word/2010/wordprocessingGroup" xmlns:wpi="http://schemas.microsoft.com/office/word/2010/wordprocessingInk" xmlns:wne="http://schemas.microsoft.com/office/word/2006/wordml" xmlns:wps="http://schemas.microsoft.com/office/word/2010/wordprocessingShape" mc:Ignorable="w14 w15 w16se w16cid wp14">
   <w:body>
     <w:p>
       <w:pPr>
@@ -24,6 +24,9 @@
         <w:t xml:space="preserve"> </w:t>
       </w:r>
       <w:r>
+        <w:rPr>
+          <w:noProof/>
+        </w:rPr>
         <w:drawing>
           <wp:inline distT="0" distB="0" distL="0" distR="0" wp14:anchorId="4CD79F4D" wp14:editId="197CE550">
             <wp:extent cx="5400040" cy="2980690"/>
@@ -78,6 +81,9 @@
     </w:p>
     <w:p>
       <w:r>
+        <w:rPr>
+          <w:noProof/>
+        </w:rPr>
         <w:drawing>
           <wp:inline distT="0" distB="0" distL="0" distR="0" wp14:anchorId="6DC4D3CB" wp14:editId="11762C0B">
             <wp:extent cx="5400040" cy="3891915"/>
@@ -122,6 +128,9 @@
     </w:p>
     <w:p>
       <w:r>
+        <w:rPr>
+          <w:noProof/>
+        </w:rPr>
         <w:lastRenderedPageBreak/>
         <w:drawing>
           <wp:inline distT="0" distB="0" distL="0" distR="0" wp14:anchorId="0BA3D1E1" wp14:editId="6FCE6408">
@@ -167,6 +176,9 @@
     </w:p>
     <w:p>
       <w:r>
+        <w:rPr>
+          <w:noProof/>
+        </w:rPr>
         <w:lastRenderedPageBreak/>
         <w:drawing>
           <wp:inline distT="0" distB="0" distL="0" distR="0" wp14:anchorId="18A1C447" wp14:editId="0319F9F6">
@@ -212,6 +224,9 @@
     </w:p>
     <w:p>
       <w:r>
+        <w:rPr>
+          <w:noProof/>
+        </w:rPr>
         <w:drawing>
           <wp:inline distT="0" distB="0" distL="0" distR="0" wp14:anchorId="5DDEABD3" wp14:editId="12766430">
             <wp:extent cx="5400040" cy="2228850"/>
@@ -272,6 +287,9 @@
     </w:p>
     <w:p>
       <w:r>
+        <w:rPr>
+          <w:noProof/>
+        </w:rPr>
         <w:drawing>
           <wp:inline distT="0" distB="0" distL="0" distR="0" wp14:anchorId="74E24B06" wp14:editId="11B9CF3A">
             <wp:extent cx="5400040" cy="3265170"/>
@@ -316,6 +334,9 @@
     </w:p>
     <w:p>
       <w:r>
+        <w:rPr>
+          <w:noProof/>
+        </w:rPr>
         <w:drawing>
           <wp:inline distT="0" distB="0" distL="0" distR="0" wp14:anchorId="22711973" wp14:editId="05B49B19">
             <wp:extent cx="5400040" cy="2940685"/>
@@ -360,6 +381,9 @@
     </w:p>
     <w:p>
       <w:r>
+        <w:rPr>
+          <w:noProof/>
+        </w:rPr>
         <w:lastRenderedPageBreak/>
         <w:drawing>
           <wp:inline distT="0" distB="0" distL="0" distR="0" wp14:anchorId="3171A58D" wp14:editId="70827258">
@@ -405,6 +429,9 @@
     </w:p>
     <w:p>
       <w:r>
+        <w:rPr>
+          <w:noProof/>
+        </w:rPr>
         <w:drawing>
           <wp:inline distT="0" distB="0" distL="0" distR="0" wp14:anchorId="0CB32093" wp14:editId="40F762C5">
             <wp:extent cx="5400040" cy="2518410"/>
@@ -456,6 +483,9 @@
     </w:p>
     <w:p>
       <w:r>
+        <w:rPr>
+          <w:noProof/>
+        </w:rPr>
         <w:drawing>
           <wp:inline distT="0" distB="0" distL="0" distR="0" wp14:anchorId="614BC2ED" wp14:editId="1283B109">
             <wp:extent cx="5400040" cy="1149350"/>
@@ -495,6 +525,9 @@
     </w:p>
     <w:p>
       <w:r>
+        <w:rPr>
+          <w:noProof/>
+        </w:rPr>
         <w:drawing>
           <wp:inline distT="0" distB="0" distL="0" distR="0" wp14:anchorId="7612A350" wp14:editId="4ED2FADE">
             <wp:extent cx="5400040" cy="485140"/>
@@ -539,6 +572,9 @@
     </w:p>
     <w:p>
       <w:r>
+        <w:rPr>
+          <w:noProof/>
+        </w:rPr>
         <w:lastRenderedPageBreak/>
         <w:drawing>
           <wp:inline distT="0" distB="0" distL="0" distR="0" wp14:anchorId="7CCF3008" wp14:editId="4D6CF793">
@@ -579,6 +615,9 @@
     </w:p>
     <w:p>
       <w:r>
+        <w:rPr>
+          <w:noProof/>
+        </w:rPr>
         <w:drawing>
           <wp:inline distT="0" distB="0" distL="0" distR="0" wp14:anchorId="264E6B02" wp14:editId="7B8DF94A">
             <wp:extent cx="5400040" cy="734060"/>
@@ -623,6 +662,9 @@
     </w:p>
     <w:p>
       <w:r>
+        <w:rPr>
+          <w:noProof/>
+        </w:rPr>
         <w:drawing>
           <wp:inline distT="0" distB="0" distL="0" distR="0" wp14:anchorId="4DAB06D5" wp14:editId="75C461AB">
             <wp:extent cx="5400040" cy="864235"/>
@@ -662,6 +704,9 @@
     </w:p>
     <w:p>
       <w:r>
+        <w:rPr>
+          <w:noProof/>
+        </w:rPr>
         <w:drawing>
           <wp:inline distT="0" distB="0" distL="0" distR="0" wp14:anchorId="09D96D34" wp14:editId="451DA1B8">
             <wp:extent cx="5400040" cy="196850"/>
@@ -705,12 +750,2052 @@
       </w:r>
     </w:p>
     <w:p>
+      <w:r>
+        <w:drawing>
+          <wp:inline distT="0" distB="0" distL="0" distR="0" wp14:anchorId="5554A752" wp14:editId="030D45A8">
+            <wp:extent cx="5400040" cy="940435"/>
+            <wp:effectExtent l="0" t="0" r="0" b="0"/>
+            <wp:docPr id="16" name="Imagem 16"/>
+            <wp:cNvGraphicFramePr>
+              <a:graphicFrameLocks xmlns:a="http://schemas.openxmlformats.org/drawingml/2006/main" noChangeAspect="1"/>
+            </wp:cNvGraphicFramePr>
+            <a:graphic xmlns:a="http://schemas.openxmlformats.org/drawingml/2006/main">
+              <a:graphicData uri="http://schemas.openxmlformats.org/drawingml/2006/picture">
+                <pic:pic xmlns:pic="http://schemas.openxmlformats.org/drawingml/2006/picture">
+                  <pic:nvPicPr>
+                    <pic:cNvPr id="1" name=""/>
+                    <pic:cNvPicPr/>
+                  </pic:nvPicPr>
+                  <pic:blipFill>
+                    <a:blip r:embed="rId19"/>
+                    <a:stretch>
+                      <a:fillRect/>
+                    </a:stretch>
+                  </pic:blipFill>
+                  <pic:spPr>
+                    <a:xfrm>
+                      <a:off x="0" y="0"/>
+                      <a:ext cx="5400040" cy="940435"/>
+                    </a:xfrm>
+                    <a:prstGeom prst="rect">
+                      <a:avLst/>
+                    </a:prstGeom>
+                  </pic:spPr>
+                </pic:pic>
+              </a:graphicData>
+            </a:graphic>
+          </wp:inline>
+        </w:drawing>
+      </w:r>
+    </w:p>
+    <w:p/>
+    <w:p>
+      <w:r>
+        <w:drawing>
+          <wp:inline distT="0" distB="0" distL="0" distR="0" wp14:anchorId="3593DE3D" wp14:editId="0F0162A0">
+            <wp:extent cx="5400040" cy="261620"/>
+            <wp:effectExtent l="0" t="0" r="0" b="5080"/>
+            <wp:docPr id="17" name="Imagem 17"/>
+            <wp:cNvGraphicFramePr>
+              <a:graphicFrameLocks xmlns:a="http://schemas.openxmlformats.org/drawingml/2006/main" noChangeAspect="1"/>
+            </wp:cNvGraphicFramePr>
+            <a:graphic xmlns:a="http://schemas.openxmlformats.org/drawingml/2006/main">
+              <a:graphicData uri="http://schemas.openxmlformats.org/drawingml/2006/picture">
+                <pic:pic xmlns:pic="http://schemas.openxmlformats.org/drawingml/2006/picture">
+                  <pic:nvPicPr>
+                    <pic:cNvPr id="1" name=""/>
+                    <pic:cNvPicPr/>
+                  </pic:nvPicPr>
+                  <pic:blipFill>
+                    <a:blip r:embed="rId20"/>
+                    <a:stretch>
+                      <a:fillRect/>
+                    </a:stretch>
+                  </pic:blipFill>
+                  <pic:spPr>
+                    <a:xfrm>
+                      <a:off x="0" y="0"/>
+                      <a:ext cx="5400040" cy="261620"/>
+                    </a:xfrm>
+                    <a:prstGeom prst="rect">
+                      <a:avLst/>
+                    </a:prstGeom>
+                  </pic:spPr>
+                </pic:pic>
+              </a:graphicData>
+            </a:graphic>
+          </wp:inline>
+        </w:drawing>
+      </w:r>
+    </w:p>
+    <w:p/>
+    <w:p>
+      <w:r>
+        <w:t>5:</w:t>
+      </w:r>
+    </w:p>
+    <w:p>
+      <w:r>
+        <w:drawing>
+          <wp:inline distT="0" distB="0" distL="0" distR="0" wp14:anchorId="0EA74BEB" wp14:editId="12DEC66D">
+            <wp:extent cx="5048955" cy="838317"/>
+            <wp:effectExtent l="0" t="0" r="0" b="0"/>
+            <wp:docPr id="18" name="Imagem 18"/>
+            <wp:cNvGraphicFramePr>
+              <a:graphicFrameLocks xmlns:a="http://schemas.openxmlformats.org/drawingml/2006/main" noChangeAspect="1"/>
+            </wp:cNvGraphicFramePr>
+            <a:graphic xmlns:a="http://schemas.openxmlformats.org/drawingml/2006/main">
+              <a:graphicData uri="http://schemas.openxmlformats.org/drawingml/2006/picture">
+                <pic:pic xmlns:pic="http://schemas.openxmlformats.org/drawingml/2006/picture">
+                  <pic:nvPicPr>
+                    <pic:cNvPr id="1" name=""/>
+                    <pic:cNvPicPr/>
+                  </pic:nvPicPr>
+                  <pic:blipFill>
+                    <a:blip r:embed="rId21"/>
+                    <a:stretch>
+                      <a:fillRect/>
+                    </a:stretch>
+                  </pic:blipFill>
+                  <pic:spPr>
+                    <a:xfrm>
+                      <a:off x="0" y="0"/>
+                      <a:ext cx="5048955" cy="838317"/>
+                    </a:xfrm>
+                    <a:prstGeom prst="rect">
+                      <a:avLst/>
+                    </a:prstGeom>
+                  </pic:spPr>
+                </pic:pic>
+              </a:graphicData>
+            </a:graphic>
+          </wp:inline>
+        </w:drawing>
+      </w:r>
+    </w:p>
+    <w:p>
+      <w:r>
+        <w:drawing>
+          <wp:inline distT="0" distB="0" distL="0" distR="0" wp14:anchorId="5D10A8A6" wp14:editId="5A237EF1">
+            <wp:extent cx="5400040" cy="331470"/>
+            <wp:effectExtent l="0" t="0" r="0" b="0"/>
+            <wp:docPr id="19" name="Imagem 19"/>
+            <wp:cNvGraphicFramePr>
+              <a:graphicFrameLocks xmlns:a="http://schemas.openxmlformats.org/drawingml/2006/main" noChangeAspect="1"/>
+            </wp:cNvGraphicFramePr>
+            <a:graphic xmlns:a="http://schemas.openxmlformats.org/drawingml/2006/main">
+              <a:graphicData uri="http://schemas.openxmlformats.org/drawingml/2006/picture">
+                <pic:pic xmlns:pic="http://schemas.openxmlformats.org/drawingml/2006/picture">
+                  <pic:nvPicPr>
+                    <pic:cNvPr id="1" name=""/>
+                    <pic:cNvPicPr/>
+                  </pic:nvPicPr>
+                  <pic:blipFill>
+                    <a:blip r:embed="rId22"/>
+                    <a:stretch>
+                      <a:fillRect/>
+                    </a:stretch>
+                  </pic:blipFill>
+                  <pic:spPr>
+                    <a:xfrm>
+                      <a:off x="0" y="0"/>
+                      <a:ext cx="5400040" cy="331470"/>
+                    </a:xfrm>
+                    <a:prstGeom prst="rect">
+                      <a:avLst/>
+                    </a:prstGeom>
+                  </pic:spPr>
+                </pic:pic>
+              </a:graphicData>
+            </a:graphic>
+          </wp:inline>
+        </w:drawing>
+      </w:r>
+    </w:p>
+    <w:p/>
+    <w:p>
+      <w:r>
+        <w:t>SLIDE 5:</w:t>
+      </w:r>
+    </w:p>
+    <w:p>
+      <w:r>
+        <w:lastRenderedPageBreak/>
+        <w:t>1:</w:t>
+      </w:r>
+      <w:r>
+        <w:br/>
+      </w:r>
+      <w:r>
+        <w:drawing>
+          <wp:inline distT="0" distB="0" distL="0" distR="0" wp14:anchorId="0A19D923" wp14:editId="07109CF0">
+            <wp:extent cx="3772426" cy="762106"/>
+            <wp:effectExtent l="0" t="0" r="0" b="0"/>
+            <wp:docPr id="20" name="Imagem 20"/>
+            <wp:cNvGraphicFramePr>
+              <a:graphicFrameLocks xmlns:a="http://schemas.openxmlformats.org/drawingml/2006/main" noChangeAspect="1"/>
+            </wp:cNvGraphicFramePr>
+            <a:graphic xmlns:a="http://schemas.openxmlformats.org/drawingml/2006/main">
+              <a:graphicData uri="http://schemas.openxmlformats.org/drawingml/2006/picture">
+                <pic:pic xmlns:pic="http://schemas.openxmlformats.org/drawingml/2006/picture">
+                  <pic:nvPicPr>
+                    <pic:cNvPr id="1" name=""/>
+                    <pic:cNvPicPr/>
+                  </pic:nvPicPr>
+                  <pic:blipFill>
+                    <a:blip r:embed="rId23"/>
+                    <a:stretch>
+                      <a:fillRect/>
+                    </a:stretch>
+                  </pic:blipFill>
+                  <pic:spPr>
+                    <a:xfrm>
+                      <a:off x="0" y="0"/>
+                      <a:ext cx="3772426" cy="762106"/>
+                    </a:xfrm>
+                    <a:prstGeom prst="rect">
+                      <a:avLst/>
+                    </a:prstGeom>
+                  </pic:spPr>
+                </pic:pic>
+              </a:graphicData>
+            </a:graphic>
+          </wp:inline>
+        </w:drawing>
+      </w:r>
+    </w:p>
+    <w:p>
+      <w:r>
+        <w:drawing>
+          <wp:inline distT="0" distB="0" distL="0" distR="0" wp14:anchorId="5BACEA6A" wp14:editId="114F35C7">
+            <wp:extent cx="5400040" cy="1631950"/>
+            <wp:effectExtent l="0" t="0" r="0" b="6350"/>
+            <wp:docPr id="21" name="Imagem 21"/>
+            <wp:cNvGraphicFramePr>
+              <a:graphicFrameLocks xmlns:a="http://schemas.openxmlformats.org/drawingml/2006/main" noChangeAspect="1"/>
+            </wp:cNvGraphicFramePr>
+            <a:graphic xmlns:a="http://schemas.openxmlformats.org/drawingml/2006/main">
+              <a:graphicData uri="http://schemas.openxmlformats.org/drawingml/2006/picture">
+                <pic:pic xmlns:pic="http://schemas.openxmlformats.org/drawingml/2006/picture">
+                  <pic:nvPicPr>
+                    <pic:cNvPr id="1" name=""/>
+                    <pic:cNvPicPr/>
+                  </pic:nvPicPr>
+                  <pic:blipFill>
+                    <a:blip r:embed="rId24"/>
+                    <a:stretch>
+                      <a:fillRect/>
+                    </a:stretch>
+                  </pic:blipFill>
+                  <pic:spPr>
+                    <a:xfrm>
+                      <a:off x="0" y="0"/>
+                      <a:ext cx="5400040" cy="1631950"/>
+                    </a:xfrm>
+                    <a:prstGeom prst="rect">
+                      <a:avLst/>
+                    </a:prstGeom>
+                  </pic:spPr>
+                </pic:pic>
+              </a:graphicData>
+            </a:graphic>
+          </wp:inline>
+        </w:drawing>
+      </w:r>
+    </w:p>
+    <w:p>
+      <w:r>
+        <w:t>2:</w:t>
+      </w:r>
+    </w:p>
+    <w:p>
+      <w:r>
+        <w:drawing>
+          <wp:inline distT="0" distB="0" distL="0" distR="0" wp14:anchorId="6AB0E914" wp14:editId="65011242">
+            <wp:extent cx="5400040" cy="733425"/>
+            <wp:effectExtent l="0" t="0" r="0" b="9525"/>
+            <wp:docPr id="22" name="Imagem 22"/>
+            <wp:cNvGraphicFramePr>
+              <a:graphicFrameLocks xmlns:a="http://schemas.openxmlformats.org/drawingml/2006/main" noChangeAspect="1"/>
+            </wp:cNvGraphicFramePr>
+            <a:graphic xmlns:a="http://schemas.openxmlformats.org/drawingml/2006/main">
+              <a:graphicData uri="http://schemas.openxmlformats.org/drawingml/2006/picture">
+                <pic:pic xmlns:pic="http://schemas.openxmlformats.org/drawingml/2006/picture">
+                  <pic:nvPicPr>
+                    <pic:cNvPr id="1" name=""/>
+                    <pic:cNvPicPr/>
+                  </pic:nvPicPr>
+                  <pic:blipFill>
+                    <a:blip r:embed="rId25"/>
+                    <a:stretch>
+                      <a:fillRect/>
+                    </a:stretch>
+                  </pic:blipFill>
+                  <pic:spPr>
+                    <a:xfrm>
+                      <a:off x="0" y="0"/>
+                      <a:ext cx="5400040" cy="733425"/>
+                    </a:xfrm>
+                    <a:prstGeom prst="rect">
+                      <a:avLst/>
+                    </a:prstGeom>
+                  </pic:spPr>
+                </pic:pic>
+              </a:graphicData>
+            </a:graphic>
+          </wp:inline>
+        </w:drawing>
+      </w:r>
+    </w:p>
+    <w:p>
+      <w:r>
+        <w:drawing>
+          <wp:inline distT="0" distB="0" distL="0" distR="0" wp14:anchorId="0E646AB9" wp14:editId="094D7410">
+            <wp:extent cx="4191585" cy="4563112"/>
+            <wp:effectExtent l="0" t="0" r="0" b="8890"/>
+            <wp:docPr id="23" name="Imagem 23"/>
+            <wp:cNvGraphicFramePr>
+              <a:graphicFrameLocks xmlns:a="http://schemas.openxmlformats.org/drawingml/2006/main" noChangeAspect="1"/>
+            </wp:cNvGraphicFramePr>
+            <a:graphic xmlns:a="http://schemas.openxmlformats.org/drawingml/2006/main">
+              <a:graphicData uri="http://schemas.openxmlformats.org/drawingml/2006/picture">
+                <pic:pic xmlns:pic="http://schemas.openxmlformats.org/drawingml/2006/picture">
+                  <pic:nvPicPr>
+                    <pic:cNvPr id="1" name=""/>
+                    <pic:cNvPicPr/>
+                  </pic:nvPicPr>
+                  <pic:blipFill>
+                    <a:blip r:embed="rId26"/>
+                    <a:stretch>
+                      <a:fillRect/>
+                    </a:stretch>
+                  </pic:blipFill>
+                  <pic:spPr>
+                    <a:xfrm>
+                      <a:off x="0" y="0"/>
+                      <a:ext cx="4191585" cy="4563112"/>
+                    </a:xfrm>
+                    <a:prstGeom prst="rect">
+                      <a:avLst/>
+                    </a:prstGeom>
+                  </pic:spPr>
+                </pic:pic>
+              </a:graphicData>
+            </a:graphic>
+          </wp:inline>
+        </w:drawing>
+      </w:r>
+    </w:p>
+    <w:p>
+      <w:r>
+        <w:t>3:</w:t>
+      </w:r>
+    </w:p>
+    <w:p>
+      <w:r>
+        <w:lastRenderedPageBreak/>
+        <w:drawing>
+          <wp:inline distT="0" distB="0" distL="0" distR="0" wp14:anchorId="30E8528E" wp14:editId="1E505DCF">
+            <wp:extent cx="3677163" cy="743054"/>
+            <wp:effectExtent l="0" t="0" r="0" b="0"/>
+            <wp:docPr id="25" name="Imagem 25"/>
+            <wp:cNvGraphicFramePr>
+              <a:graphicFrameLocks xmlns:a="http://schemas.openxmlformats.org/drawingml/2006/main" noChangeAspect="1"/>
+            </wp:cNvGraphicFramePr>
+            <a:graphic xmlns:a="http://schemas.openxmlformats.org/drawingml/2006/main">
+              <a:graphicData uri="http://schemas.openxmlformats.org/drawingml/2006/picture">
+                <pic:pic xmlns:pic="http://schemas.openxmlformats.org/drawingml/2006/picture">
+                  <pic:nvPicPr>
+                    <pic:cNvPr id="1" name=""/>
+                    <pic:cNvPicPr/>
+                  </pic:nvPicPr>
+                  <pic:blipFill>
+                    <a:blip r:embed="rId27"/>
+                    <a:stretch>
+                      <a:fillRect/>
+                    </a:stretch>
+                  </pic:blipFill>
+                  <pic:spPr>
+                    <a:xfrm>
+                      <a:off x="0" y="0"/>
+                      <a:ext cx="3677163" cy="743054"/>
+                    </a:xfrm>
+                    <a:prstGeom prst="rect">
+                      <a:avLst/>
+                    </a:prstGeom>
+                  </pic:spPr>
+                </pic:pic>
+              </a:graphicData>
+            </a:graphic>
+          </wp:inline>
+        </w:drawing>
+      </w:r>
+    </w:p>
+    <w:p>
+      <w:r>
+        <w:drawing>
+          <wp:inline distT="0" distB="0" distL="0" distR="0" wp14:anchorId="1C336405" wp14:editId="25FBBD0D">
+            <wp:extent cx="5382376" cy="2324424"/>
+            <wp:effectExtent l="0" t="0" r="8890" b="0"/>
+            <wp:docPr id="26" name="Imagem 26"/>
+            <wp:cNvGraphicFramePr>
+              <a:graphicFrameLocks xmlns:a="http://schemas.openxmlformats.org/drawingml/2006/main" noChangeAspect="1"/>
+            </wp:cNvGraphicFramePr>
+            <a:graphic xmlns:a="http://schemas.openxmlformats.org/drawingml/2006/main">
+              <a:graphicData uri="http://schemas.openxmlformats.org/drawingml/2006/picture">
+                <pic:pic xmlns:pic="http://schemas.openxmlformats.org/drawingml/2006/picture">
+                  <pic:nvPicPr>
+                    <pic:cNvPr id="1" name=""/>
+                    <pic:cNvPicPr/>
+                  </pic:nvPicPr>
+                  <pic:blipFill>
+                    <a:blip r:embed="rId28"/>
+                    <a:stretch>
+                      <a:fillRect/>
+                    </a:stretch>
+                  </pic:blipFill>
+                  <pic:spPr>
+                    <a:xfrm>
+                      <a:off x="0" y="0"/>
+                      <a:ext cx="5382376" cy="2324424"/>
+                    </a:xfrm>
+                    <a:prstGeom prst="rect">
+                      <a:avLst/>
+                    </a:prstGeom>
+                  </pic:spPr>
+                </pic:pic>
+              </a:graphicData>
+            </a:graphic>
+          </wp:inline>
+        </w:drawing>
+      </w:r>
+    </w:p>
+    <w:p>
+      <w:r>
+        <w:t>4:</w:t>
+      </w:r>
+    </w:p>
+    <w:p>
+      <w:pPr>
+        <w:rPr>
+          <w:rFonts w:ascii="Arial" w:hAnsi="Arial" w:cs="Arial"/>
+          <w:sz w:val="24"/>
+        </w:rPr>
+      </w:pPr>
+      <w:r>
+        <w:rPr>
+          <w:rFonts w:ascii="Arial" w:hAnsi="Arial" w:cs="Arial"/>
+          <w:sz w:val="24"/>
+        </w:rPr>
+        <w:t>Porque apagar uma hospedagem que </w:t>
+      </w:r>
+      <w:r>
+        <w:rPr>
+          <w:rFonts w:ascii="Arial" w:hAnsi="Arial" w:cs="Arial"/>
+          <w:bCs/>
+          <w:sz w:val="24"/>
+        </w:rPr>
+        <w:t>já</w:t>
+      </w:r>
+      <w:r>
+        <w:rPr>
+          <w:rFonts w:ascii="Arial" w:hAnsi="Arial" w:cs="Arial"/>
+          <w:b/>
+          <w:bCs/>
+          <w:sz w:val="24"/>
+        </w:rPr>
+        <w:t xml:space="preserve"> </w:t>
+      </w:r>
+      <w:r>
+        <w:rPr>
+          <w:rFonts w:ascii="Arial" w:hAnsi="Arial" w:cs="Arial"/>
+          <w:bCs/>
+          <w:sz w:val="24"/>
+        </w:rPr>
+        <w:t>teve</w:t>
+      </w:r>
+      <w:r>
+        <w:rPr>
+          <w:rFonts w:ascii="Arial" w:hAnsi="Arial" w:cs="Arial"/>
+          <w:b/>
+          <w:bCs/>
+          <w:sz w:val="24"/>
+        </w:rPr>
+        <w:t xml:space="preserve"> </w:t>
+      </w:r>
+      <w:r>
+        <w:rPr>
+          <w:rFonts w:ascii="Arial" w:hAnsi="Arial" w:cs="Arial"/>
+          <w:bCs/>
+          <w:sz w:val="24"/>
+        </w:rPr>
+        <w:t>serviços</w:t>
+      </w:r>
+      <w:r>
+        <w:rPr>
+          <w:rFonts w:ascii="Arial" w:hAnsi="Arial" w:cs="Arial"/>
+          <w:b/>
+          <w:bCs/>
+          <w:sz w:val="24"/>
+        </w:rPr>
+        <w:t xml:space="preserve"> </w:t>
+      </w:r>
+      <w:r>
+        <w:rPr>
+          <w:rFonts w:ascii="Arial" w:hAnsi="Arial" w:cs="Arial"/>
+          <w:bCs/>
+          <w:sz w:val="24"/>
+        </w:rPr>
+        <w:t>consumidos</w:t>
+      </w:r>
+      <w:r>
+        <w:rPr>
+          <w:rFonts w:ascii="Arial" w:hAnsi="Arial" w:cs="Arial"/>
+          <w:sz w:val="24"/>
+        </w:rPr>
+        <w:t> pode quebrar a integridade dos dados</w:t>
+      </w:r>
+    </w:p>
+    <w:p>
+      <w:pPr>
+        <w:rPr>
+          <w:rFonts w:ascii="Arial" w:hAnsi="Arial" w:cs="Arial"/>
+          <w:sz w:val="24"/>
+        </w:rPr>
+      </w:pPr>
+      <w:r>
+        <w:rPr>
+          <w:rFonts w:ascii="Arial" w:hAnsi="Arial" w:cs="Arial"/>
+          <w:sz w:val="24"/>
+        </w:rPr>
+        <w:t>SLIDE 6:</w:t>
+      </w:r>
+    </w:p>
+    <w:p>
+      <w:pPr>
+        <w:rPr>
+          <w:rFonts w:ascii="Arial" w:hAnsi="Arial" w:cs="Arial"/>
+          <w:sz w:val="24"/>
+        </w:rPr>
+      </w:pPr>
+      <w:r>
+        <w:rPr>
+          <w:rFonts w:ascii="Arial" w:hAnsi="Arial" w:cs="Arial"/>
+          <w:sz w:val="24"/>
+        </w:rPr>
+        <w:t>1:</w:t>
+      </w:r>
+    </w:p>
+    <w:p>
+      <w:pPr>
+        <w:rPr>
+          <w:rFonts w:ascii="Arial" w:hAnsi="Arial" w:cs="Arial"/>
+          <w:sz w:val="24"/>
+        </w:rPr>
+      </w:pPr>
+      <w:r>
+        <w:rPr>
+          <w:rFonts w:ascii="Arial" w:hAnsi="Arial" w:cs="Arial"/>
+          <w:sz w:val="24"/>
+        </w:rPr>
+        <w:drawing>
+          <wp:inline distT="0" distB="0" distL="0" distR="0" wp14:anchorId="58AA7464" wp14:editId="25FD8E00">
+            <wp:extent cx="5400040" cy="2374265"/>
+            <wp:effectExtent l="0" t="0" r="0" b="6985"/>
+            <wp:docPr id="27" name="Imagem 27"/>
+            <wp:cNvGraphicFramePr>
+              <a:graphicFrameLocks xmlns:a="http://schemas.openxmlformats.org/drawingml/2006/main" noChangeAspect="1"/>
+            </wp:cNvGraphicFramePr>
+            <a:graphic xmlns:a="http://schemas.openxmlformats.org/drawingml/2006/main">
+              <a:graphicData uri="http://schemas.openxmlformats.org/drawingml/2006/picture">
+                <pic:pic xmlns:pic="http://schemas.openxmlformats.org/drawingml/2006/picture">
+                  <pic:nvPicPr>
+                    <pic:cNvPr id="1" name=""/>
+                    <pic:cNvPicPr/>
+                  </pic:nvPicPr>
+                  <pic:blipFill>
+                    <a:blip r:embed="rId29"/>
+                    <a:stretch>
+                      <a:fillRect/>
+                    </a:stretch>
+                  </pic:blipFill>
+                  <pic:spPr>
+                    <a:xfrm>
+                      <a:off x="0" y="0"/>
+                      <a:ext cx="5400040" cy="2374265"/>
+                    </a:xfrm>
+                    <a:prstGeom prst="rect">
+                      <a:avLst/>
+                    </a:prstGeom>
+                  </pic:spPr>
+                </pic:pic>
+              </a:graphicData>
+            </a:graphic>
+          </wp:inline>
+        </w:drawing>
+      </w:r>
+    </w:p>
+    <w:p>
+      <w:pPr>
+        <w:rPr>
+          <w:rFonts w:ascii="Arial" w:hAnsi="Arial" w:cs="Arial"/>
+          <w:sz w:val="24"/>
+        </w:rPr>
+      </w:pPr>
+      <w:r>
+        <w:rPr>
+          <w:rFonts w:ascii="Arial" w:hAnsi="Arial" w:cs="Arial"/>
+          <w:sz w:val="24"/>
+        </w:rPr>
+        <w:t>2:</w:t>
+      </w:r>
+    </w:p>
+    <w:p>
+      <w:pPr>
+        <w:rPr>
+          <w:rFonts w:ascii="Arial" w:hAnsi="Arial" w:cs="Arial"/>
+          <w:sz w:val="24"/>
+        </w:rPr>
+      </w:pPr>
+      <w:r>
+        <w:rPr>
+          <w:rFonts w:ascii="Arial" w:hAnsi="Arial" w:cs="Arial"/>
+          <w:sz w:val="24"/>
+        </w:rPr>
+        <w:lastRenderedPageBreak/>
+        <w:drawing>
+          <wp:inline distT="0" distB="0" distL="0" distR="0" wp14:anchorId="62AA0CDD" wp14:editId="3AD4FB28">
+            <wp:extent cx="5400040" cy="2462530"/>
+            <wp:effectExtent l="0" t="0" r="0" b="0"/>
+            <wp:docPr id="28" name="Imagem 28"/>
+            <wp:cNvGraphicFramePr>
+              <a:graphicFrameLocks xmlns:a="http://schemas.openxmlformats.org/drawingml/2006/main" noChangeAspect="1"/>
+            </wp:cNvGraphicFramePr>
+            <a:graphic xmlns:a="http://schemas.openxmlformats.org/drawingml/2006/main">
+              <a:graphicData uri="http://schemas.openxmlformats.org/drawingml/2006/picture">
+                <pic:pic xmlns:pic="http://schemas.openxmlformats.org/drawingml/2006/picture">
+                  <pic:nvPicPr>
+                    <pic:cNvPr id="1" name=""/>
+                    <pic:cNvPicPr/>
+                  </pic:nvPicPr>
+                  <pic:blipFill>
+                    <a:blip r:embed="rId30"/>
+                    <a:stretch>
+                      <a:fillRect/>
+                    </a:stretch>
+                  </pic:blipFill>
+                  <pic:spPr>
+                    <a:xfrm>
+                      <a:off x="0" y="0"/>
+                      <a:ext cx="5400040" cy="2462530"/>
+                    </a:xfrm>
+                    <a:prstGeom prst="rect">
+                      <a:avLst/>
+                    </a:prstGeom>
+                  </pic:spPr>
+                </pic:pic>
+              </a:graphicData>
+            </a:graphic>
+          </wp:inline>
+        </w:drawing>
+      </w:r>
+    </w:p>
+    <w:p>
+      <w:pPr>
+        <w:rPr>
+          <w:rFonts w:ascii="Arial" w:hAnsi="Arial" w:cs="Arial"/>
+          <w:sz w:val="24"/>
+        </w:rPr>
+      </w:pPr>
+      <w:r>
+        <w:rPr>
+          <w:rFonts w:ascii="Arial" w:hAnsi="Arial" w:cs="Arial"/>
+          <w:sz w:val="24"/>
+        </w:rPr>
+        <w:t>3:</w:t>
+      </w:r>
+    </w:p>
+    <w:p>
+      <w:pPr>
+        <w:rPr>
+          <w:rFonts w:ascii="Arial" w:hAnsi="Arial" w:cs="Arial"/>
+          <w:sz w:val="24"/>
+        </w:rPr>
+      </w:pPr>
+      <w:r>
+        <w:rPr>
+          <w:rFonts w:ascii="Arial" w:hAnsi="Arial" w:cs="Arial"/>
+          <w:sz w:val="24"/>
+        </w:rPr>
+        <w:drawing>
+          <wp:inline distT="0" distB="0" distL="0" distR="0" wp14:anchorId="274CC363" wp14:editId="6F3F8652">
+            <wp:extent cx="5400040" cy="4012565"/>
+            <wp:effectExtent l="0" t="0" r="0" b="6985"/>
+            <wp:docPr id="29" name="Imagem 29"/>
+            <wp:cNvGraphicFramePr>
+              <a:graphicFrameLocks xmlns:a="http://schemas.openxmlformats.org/drawingml/2006/main" noChangeAspect="1"/>
+            </wp:cNvGraphicFramePr>
+            <a:graphic xmlns:a="http://schemas.openxmlformats.org/drawingml/2006/main">
+              <a:graphicData uri="http://schemas.openxmlformats.org/drawingml/2006/picture">
+                <pic:pic xmlns:pic="http://schemas.openxmlformats.org/drawingml/2006/picture">
+                  <pic:nvPicPr>
+                    <pic:cNvPr id="1" name=""/>
+                    <pic:cNvPicPr/>
+                  </pic:nvPicPr>
+                  <pic:blipFill>
+                    <a:blip r:embed="rId31"/>
+                    <a:stretch>
+                      <a:fillRect/>
+                    </a:stretch>
+                  </pic:blipFill>
+                  <pic:spPr>
+                    <a:xfrm>
+                      <a:off x="0" y="0"/>
+                      <a:ext cx="5400040" cy="4012565"/>
+                    </a:xfrm>
+                    <a:prstGeom prst="rect">
+                      <a:avLst/>
+                    </a:prstGeom>
+                  </pic:spPr>
+                </pic:pic>
+              </a:graphicData>
+            </a:graphic>
+          </wp:inline>
+        </w:drawing>
+      </w:r>
+    </w:p>
+    <w:p>
+      <w:pPr>
+        <w:rPr>
+          <w:rFonts w:ascii="Arial" w:hAnsi="Arial" w:cs="Arial"/>
+          <w:sz w:val="24"/>
+        </w:rPr>
+      </w:pPr>
+      <w:r>
+        <w:rPr>
+          <w:rFonts w:ascii="Arial" w:hAnsi="Arial" w:cs="Arial"/>
+          <w:sz w:val="24"/>
+        </w:rPr>
+        <w:t>4:</w:t>
+      </w:r>
+    </w:p>
+    <w:p>
+      <w:pPr>
+        <w:rPr>
+          <w:rFonts w:ascii="Arial" w:hAnsi="Arial" w:cs="Arial"/>
+          <w:sz w:val="24"/>
+        </w:rPr>
+      </w:pPr>
+      <w:r>
+        <w:rPr>
+          <w:rFonts w:ascii="Arial" w:hAnsi="Arial" w:cs="Arial"/>
+          <w:sz w:val="24"/>
+        </w:rPr>
+        <w:lastRenderedPageBreak/>
+        <w:drawing>
+          <wp:inline distT="0" distB="0" distL="0" distR="0" wp14:anchorId="523F479C" wp14:editId="1931019F">
+            <wp:extent cx="5400040" cy="1950085"/>
+            <wp:effectExtent l="0" t="0" r="0" b="0"/>
+            <wp:docPr id="30" name="Imagem 30"/>
+            <wp:cNvGraphicFramePr>
+              <a:graphicFrameLocks xmlns:a="http://schemas.openxmlformats.org/drawingml/2006/main" noChangeAspect="1"/>
+            </wp:cNvGraphicFramePr>
+            <a:graphic xmlns:a="http://schemas.openxmlformats.org/drawingml/2006/main">
+              <a:graphicData uri="http://schemas.openxmlformats.org/drawingml/2006/picture">
+                <pic:pic xmlns:pic="http://schemas.openxmlformats.org/drawingml/2006/picture">
+                  <pic:nvPicPr>
+                    <pic:cNvPr id="1" name=""/>
+                    <pic:cNvPicPr/>
+                  </pic:nvPicPr>
+                  <pic:blipFill>
+                    <a:blip r:embed="rId32"/>
+                    <a:stretch>
+                      <a:fillRect/>
+                    </a:stretch>
+                  </pic:blipFill>
+                  <pic:spPr>
+                    <a:xfrm>
+                      <a:off x="0" y="0"/>
+                      <a:ext cx="5400040" cy="1950085"/>
+                    </a:xfrm>
+                    <a:prstGeom prst="rect">
+                      <a:avLst/>
+                    </a:prstGeom>
+                  </pic:spPr>
+                </pic:pic>
+              </a:graphicData>
+            </a:graphic>
+          </wp:inline>
+        </w:drawing>
+      </w:r>
+    </w:p>
+    <w:p>
+      <w:pPr>
+        <w:rPr>
+          <w:rFonts w:ascii="Arial" w:hAnsi="Arial" w:cs="Arial"/>
+          <w:sz w:val="24"/>
+        </w:rPr>
+      </w:pPr>
+    </w:p>
+    <w:p>
+      <w:pPr>
+        <w:rPr>
+          <w:rFonts w:ascii="Arial" w:hAnsi="Arial" w:cs="Arial"/>
+          <w:sz w:val="24"/>
+        </w:rPr>
+      </w:pPr>
+      <w:r>
+        <w:rPr>
+          <w:rFonts w:ascii="Arial" w:hAnsi="Arial" w:cs="Arial"/>
+          <w:sz w:val="24"/>
+        </w:rPr>
+        <w:t>SLIDE 7:</w:t>
+      </w:r>
+    </w:p>
+    <w:p>
+      <w:pPr>
+        <w:rPr>
+          <w:rFonts w:ascii="Arial" w:hAnsi="Arial" w:cs="Arial"/>
+          <w:sz w:val="24"/>
+        </w:rPr>
+      </w:pPr>
+      <w:r>
+        <w:rPr>
+          <w:rFonts w:ascii="Arial" w:hAnsi="Arial" w:cs="Arial"/>
+          <w:sz w:val="24"/>
+        </w:rPr>
+        <w:t>1:</w:t>
+      </w:r>
+    </w:p>
+    <w:p>
+      <w:pPr>
+        <w:rPr>
+          <w:rFonts w:ascii="Arial" w:hAnsi="Arial" w:cs="Arial"/>
+          <w:sz w:val="24"/>
+        </w:rPr>
+      </w:pPr>
+      <w:r>
+        <w:rPr>
+          <w:rFonts w:ascii="Arial" w:hAnsi="Arial" w:cs="Arial"/>
+          <w:sz w:val="24"/>
+        </w:rPr>
+        <w:drawing>
+          <wp:inline distT="0" distB="0" distL="0" distR="0" wp14:anchorId="4D24C231" wp14:editId="1AA29A1E">
+            <wp:extent cx="5400040" cy="1778635"/>
+            <wp:effectExtent l="0" t="0" r="0" b="0"/>
+            <wp:docPr id="31" name="Imagem 31"/>
+            <wp:cNvGraphicFramePr>
+              <a:graphicFrameLocks xmlns:a="http://schemas.openxmlformats.org/drawingml/2006/main" noChangeAspect="1"/>
+            </wp:cNvGraphicFramePr>
+            <a:graphic xmlns:a="http://schemas.openxmlformats.org/drawingml/2006/main">
+              <a:graphicData uri="http://schemas.openxmlformats.org/drawingml/2006/picture">
+                <pic:pic xmlns:pic="http://schemas.openxmlformats.org/drawingml/2006/picture">
+                  <pic:nvPicPr>
+                    <pic:cNvPr id="1" name=""/>
+                    <pic:cNvPicPr/>
+                  </pic:nvPicPr>
+                  <pic:blipFill>
+                    <a:blip r:embed="rId33"/>
+                    <a:stretch>
+                      <a:fillRect/>
+                    </a:stretch>
+                  </pic:blipFill>
+                  <pic:spPr>
+                    <a:xfrm>
+                      <a:off x="0" y="0"/>
+                      <a:ext cx="5400040" cy="1778635"/>
+                    </a:xfrm>
+                    <a:prstGeom prst="rect">
+                      <a:avLst/>
+                    </a:prstGeom>
+                  </pic:spPr>
+                </pic:pic>
+              </a:graphicData>
+            </a:graphic>
+          </wp:inline>
+        </w:drawing>
+      </w:r>
+    </w:p>
+    <w:p>
+      <w:pPr>
+        <w:rPr>
+          <w:rFonts w:ascii="Arial" w:hAnsi="Arial" w:cs="Arial"/>
+          <w:sz w:val="24"/>
+        </w:rPr>
+      </w:pPr>
+      <w:r>
+        <w:rPr>
+          <w:rFonts w:ascii="Arial" w:hAnsi="Arial" w:cs="Arial"/>
+          <w:sz w:val="24"/>
+        </w:rPr>
+        <w:t>2:</w:t>
+      </w:r>
+    </w:p>
+    <w:p>
+      <w:pPr>
+        <w:rPr>
+          <w:rFonts w:ascii="Arial" w:hAnsi="Arial" w:cs="Arial"/>
+          <w:sz w:val="24"/>
+        </w:rPr>
+      </w:pPr>
+      <w:r>
+        <w:rPr>
+          <w:rFonts w:ascii="Arial" w:hAnsi="Arial" w:cs="Arial"/>
+          <w:sz w:val="24"/>
+        </w:rPr>
+        <w:drawing>
+          <wp:inline distT="0" distB="0" distL="0" distR="0" wp14:anchorId="69EC8AF3" wp14:editId="5F38E50E">
+            <wp:extent cx="5400040" cy="2180590"/>
+            <wp:effectExtent l="0" t="0" r="0" b="0"/>
+            <wp:docPr id="32" name="Imagem 32"/>
+            <wp:cNvGraphicFramePr>
+              <a:graphicFrameLocks xmlns:a="http://schemas.openxmlformats.org/drawingml/2006/main" noChangeAspect="1"/>
+            </wp:cNvGraphicFramePr>
+            <a:graphic xmlns:a="http://schemas.openxmlformats.org/drawingml/2006/main">
+              <a:graphicData uri="http://schemas.openxmlformats.org/drawingml/2006/picture">
+                <pic:pic xmlns:pic="http://schemas.openxmlformats.org/drawingml/2006/picture">
+                  <pic:nvPicPr>
+                    <pic:cNvPr id="1" name=""/>
+                    <pic:cNvPicPr/>
+                  </pic:nvPicPr>
+                  <pic:blipFill>
+                    <a:blip r:embed="rId34"/>
+                    <a:stretch>
+                      <a:fillRect/>
+                    </a:stretch>
+                  </pic:blipFill>
+                  <pic:spPr>
+                    <a:xfrm>
+                      <a:off x="0" y="0"/>
+                      <a:ext cx="5400040" cy="2180590"/>
+                    </a:xfrm>
+                    <a:prstGeom prst="rect">
+                      <a:avLst/>
+                    </a:prstGeom>
+                  </pic:spPr>
+                </pic:pic>
+              </a:graphicData>
+            </a:graphic>
+          </wp:inline>
+        </w:drawing>
+      </w:r>
+    </w:p>
+    <w:p>
+      <w:pPr>
+        <w:rPr>
+          <w:rFonts w:ascii="Arial" w:hAnsi="Arial" w:cs="Arial"/>
+          <w:sz w:val="24"/>
+        </w:rPr>
+      </w:pPr>
+      <w:r>
+        <w:rPr>
+          <w:rFonts w:ascii="Arial" w:hAnsi="Arial" w:cs="Arial"/>
+          <w:sz w:val="24"/>
+        </w:rPr>
+        <w:lastRenderedPageBreak/>
+        <w:t>3:</w:t>
+      </w:r>
+      <w:r>
+        <w:rPr>
+          <w:rFonts w:ascii="Arial" w:hAnsi="Arial" w:cs="Arial"/>
+          <w:sz w:val="24"/>
+        </w:rPr>
+        <w:br/>
+      </w:r>
+      <w:r>
+        <w:rPr>
+          <w:rFonts w:ascii="Arial" w:hAnsi="Arial" w:cs="Arial"/>
+          <w:sz w:val="24"/>
+        </w:rPr>
+        <w:drawing>
+          <wp:inline distT="0" distB="0" distL="0" distR="0" wp14:anchorId="55FC713D" wp14:editId="61B612C4">
+            <wp:extent cx="5400040" cy="1469390"/>
+            <wp:effectExtent l="0" t="0" r="0" b="0"/>
+            <wp:docPr id="33" name="Imagem 33"/>
+            <wp:cNvGraphicFramePr>
+              <a:graphicFrameLocks xmlns:a="http://schemas.openxmlformats.org/drawingml/2006/main" noChangeAspect="1"/>
+            </wp:cNvGraphicFramePr>
+            <a:graphic xmlns:a="http://schemas.openxmlformats.org/drawingml/2006/main">
+              <a:graphicData uri="http://schemas.openxmlformats.org/drawingml/2006/picture">
+                <pic:pic xmlns:pic="http://schemas.openxmlformats.org/drawingml/2006/picture">
+                  <pic:nvPicPr>
+                    <pic:cNvPr id="1" name=""/>
+                    <pic:cNvPicPr/>
+                  </pic:nvPicPr>
+                  <pic:blipFill>
+                    <a:blip r:embed="rId35"/>
+                    <a:stretch>
+                      <a:fillRect/>
+                    </a:stretch>
+                  </pic:blipFill>
+                  <pic:spPr>
+                    <a:xfrm>
+                      <a:off x="0" y="0"/>
+                      <a:ext cx="5400040" cy="1469390"/>
+                    </a:xfrm>
+                    <a:prstGeom prst="rect">
+                      <a:avLst/>
+                    </a:prstGeom>
+                  </pic:spPr>
+                </pic:pic>
+              </a:graphicData>
+            </a:graphic>
+          </wp:inline>
+        </w:drawing>
+      </w:r>
+    </w:p>
+    <w:p>
+      <w:pPr>
+        <w:rPr>
+          <w:rFonts w:ascii="Arial" w:hAnsi="Arial" w:cs="Arial"/>
+          <w:sz w:val="24"/>
+        </w:rPr>
+      </w:pPr>
+    </w:p>
+    <w:p>
+      <w:pPr>
+        <w:rPr>
+          <w:rFonts w:ascii="Arial" w:hAnsi="Arial" w:cs="Arial"/>
+          <w:sz w:val="24"/>
+        </w:rPr>
+      </w:pPr>
+      <w:r>
+        <w:rPr>
+          <w:rFonts w:ascii="Arial" w:hAnsi="Arial" w:cs="Arial"/>
+          <w:sz w:val="24"/>
+        </w:rPr>
+        <w:t>SLIDE 8:</w:t>
+      </w:r>
+    </w:p>
+    <w:p>
+      <w:pPr>
+        <w:rPr>
+          <w:rFonts w:ascii="Arial" w:hAnsi="Arial" w:cs="Arial"/>
+          <w:sz w:val="24"/>
+        </w:rPr>
+      </w:pPr>
+      <w:r>
+        <w:rPr>
+          <w:rFonts w:ascii="Arial" w:hAnsi="Arial" w:cs="Arial"/>
+          <w:sz w:val="24"/>
+        </w:rPr>
+        <w:t>1:</w:t>
+      </w:r>
+    </w:p>
+    <w:p>
+      <w:pPr>
+        <w:rPr>
+          <w:rFonts w:ascii="Arial" w:hAnsi="Arial" w:cs="Arial"/>
+          <w:sz w:val="24"/>
+        </w:rPr>
+      </w:pPr>
+      <w:r>
+        <w:rPr>
+          <w:rFonts w:ascii="Arial" w:hAnsi="Arial" w:cs="Arial"/>
+          <w:sz w:val="24"/>
+        </w:rPr>
+        <w:drawing>
+          <wp:inline distT="0" distB="0" distL="0" distR="0" wp14:anchorId="5D22B872" wp14:editId="2DD6A17A">
+            <wp:extent cx="5400040" cy="1307465"/>
+            <wp:effectExtent l="0" t="0" r="0" b="6985"/>
+            <wp:docPr id="34" name="Imagem 34"/>
+            <wp:cNvGraphicFramePr>
+              <a:graphicFrameLocks xmlns:a="http://schemas.openxmlformats.org/drawingml/2006/main" noChangeAspect="1"/>
+            </wp:cNvGraphicFramePr>
+            <a:graphic xmlns:a="http://schemas.openxmlformats.org/drawingml/2006/main">
+              <a:graphicData uri="http://schemas.openxmlformats.org/drawingml/2006/picture">
+                <pic:pic xmlns:pic="http://schemas.openxmlformats.org/drawingml/2006/picture">
+                  <pic:nvPicPr>
+                    <pic:cNvPr id="1" name=""/>
+                    <pic:cNvPicPr/>
+                  </pic:nvPicPr>
+                  <pic:blipFill>
+                    <a:blip r:embed="rId36"/>
+                    <a:stretch>
+                      <a:fillRect/>
+                    </a:stretch>
+                  </pic:blipFill>
+                  <pic:spPr>
+                    <a:xfrm>
+                      <a:off x="0" y="0"/>
+                      <a:ext cx="5400040" cy="1307465"/>
+                    </a:xfrm>
+                    <a:prstGeom prst="rect">
+                      <a:avLst/>
+                    </a:prstGeom>
+                  </pic:spPr>
+                </pic:pic>
+              </a:graphicData>
+            </a:graphic>
+          </wp:inline>
+        </w:drawing>
+      </w:r>
+    </w:p>
+    <w:p>
+      <w:pPr>
+        <w:rPr>
+          <w:rFonts w:ascii="Arial" w:hAnsi="Arial" w:cs="Arial"/>
+          <w:sz w:val="24"/>
+        </w:rPr>
+      </w:pPr>
+      <w:r>
+        <w:rPr>
+          <w:rFonts w:ascii="Arial" w:hAnsi="Arial" w:cs="Arial"/>
+          <w:sz w:val="24"/>
+        </w:rPr>
+        <w:t>2:</w:t>
+      </w:r>
+    </w:p>
+    <w:p>
+      <w:pPr>
+        <w:rPr>
+          <w:rFonts w:ascii="Arial" w:hAnsi="Arial" w:cs="Arial"/>
+          <w:sz w:val="24"/>
+        </w:rPr>
+      </w:pPr>
+      <w:r>
+        <w:rPr>
+          <w:rFonts w:ascii="Arial" w:hAnsi="Arial" w:cs="Arial"/>
+          <w:sz w:val="24"/>
+        </w:rPr>
+        <w:drawing>
+          <wp:inline distT="0" distB="0" distL="0" distR="0" wp14:anchorId="22561807" wp14:editId="4AADACE1">
+            <wp:extent cx="5400040" cy="1340485"/>
+            <wp:effectExtent l="0" t="0" r="0" b="0"/>
+            <wp:docPr id="35" name="Imagem 35"/>
+            <wp:cNvGraphicFramePr>
+              <a:graphicFrameLocks xmlns:a="http://schemas.openxmlformats.org/drawingml/2006/main" noChangeAspect="1"/>
+            </wp:cNvGraphicFramePr>
+            <a:graphic xmlns:a="http://schemas.openxmlformats.org/drawingml/2006/main">
+              <a:graphicData uri="http://schemas.openxmlformats.org/drawingml/2006/picture">
+                <pic:pic xmlns:pic="http://schemas.openxmlformats.org/drawingml/2006/picture">
+                  <pic:nvPicPr>
+                    <pic:cNvPr id="1" name=""/>
+                    <pic:cNvPicPr/>
+                  </pic:nvPicPr>
+                  <pic:blipFill>
+                    <a:blip r:embed="rId37"/>
+                    <a:stretch>
+                      <a:fillRect/>
+                    </a:stretch>
+                  </pic:blipFill>
+                  <pic:spPr>
+                    <a:xfrm>
+                      <a:off x="0" y="0"/>
+                      <a:ext cx="5400040" cy="1340485"/>
+                    </a:xfrm>
+                    <a:prstGeom prst="rect">
+                      <a:avLst/>
+                    </a:prstGeom>
+                  </pic:spPr>
+                </pic:pic>
+              </a:graphicData>
+            </a:graphic>
+          </wp:inline>
+        </w:drawing>
+      </w:r>
+    </w:p>
+    <w:p>
+      <w:pPr>
+        <w:rPr>
+          <w:rFonts w:ascii="Arial" w:hAnsi="Arial" w:cs="Arial"/>
+          <w:sz w:val="24"/>
+        </w:rPr>
+      </w:pPr>
+      <w:r>
+        <w:rPr>
+          <w:rFonts w:ascii="Arial" w:hAnsi="Arial" w:cs="Arial"/>
+          <w:sz w:val="24"/>
+        </w:rPr>
+        <w:t>3:</w:t>
+      </w:r>
+    </w:p>
+    <w:p>
+      <w:pPr>
+        <w:rPr>
+          <w:rFonts w:ascii="Arial" w:hAnsi="Arial" w:cs="Arial"/>
+          <w:sz w:val="24"/>
+        </w:rPr>
+      </w:pPr>
+      <w:r>
+        <w:rPr>
+          <w:rFonts w:ascii="Arial" w:hAnsi="Arial" w:cs="Arial"/>
+          <w:sz w:val="24"/>
+        </w:rPr>
+        <w:drawing>
+          <wp:inline distT="0" distB="0" distL="0" distR="0" wp14:anchorId="53C76BB1" wp14:editId="296137C9">
+            <wp:extent cx="5400040" cy="1539240"/>
+            <wp:effectExtent l="0" t="0" r="0" b="3810"/>
+            <wp:docPr id="36" name="Imagem 36"/>
+            <wp:cNvGraphicFramePr>
+              <a:graphicFrameLocks xmlns:a="http://schemas.openxmlformats.org/drawingml/2006/main" noChangeAspect="1"/>
+            </wp:cNvGraphicFramePr>
+            <a:graphic xmlns:a="http://schemas.openxmlformats.org/drawingml/2006/main">
+              <a:graphicData uri="http://schemas.openxmlformats.org/drawingml/2006/picture">
+                <pic:pic xmlns:pic="http://schemas.openxmlformats.org/drawingml/2006/picture">
+                  <pic:nvPicPr>
+                    <pic:cNvPr id="1" name=""/>
+                    <pic:cNvPicPr/>
+                  </pic:nvPicPr>
+                  <pic:blipFill>
+                    <a:blip r:embed="rId38"/>
+                    <a:stretch>
+                      <a:fillRect/>
+                    </a:stretch>
+                  </pic:blipFill>
+                  <pic:spPr>
+                    <a:xfrm>
+                      <a:off x="0" y="0"/>
+                      <a:ext cx="5400040" cy="1539240"/>
+                    </a:xfrm>
+                    <a:prstGeom prst="rect">
+                      <a:avLst/>
+                    </a:prstGeom>
+                  </pic:spPr>
+                </pic:pic>
+              </a:graphicData>
+            </a:graphic>
+          </wp:inline>
+        </w:drawing>
+      </w:r>
+    </w:p>
+    <w:p>
+      <w:pPr>
+        <w:rPr>
+          <w:rFonts w:ascii="Arial" w:hAnsi="Arial" w:cs="Arial"/>
+          <w:sz w:val="24"/>
+        </w:rPr>
+      </w:pPr>
+    </w:p>
+    <w:p>
+      <w:pPr>
+        <w:rPr>
+          <w:rFonts w:ascii="Arial" w:hAnsi="Arial" w:cs="Arial"/>
+          <w:sz w:val="24"/>
+        </w:rPr>
+      </w:pPr>
+      <w:r>
+        <w:rPr>
+          <w:rFonts w:ascii="Arial" w:hAnsi="Arial" w:cs="Arial"/>
+          <w:sz w:val="24"/>
+        </w:rPr>
+        <w:t>SLIDE 9:</w:t>
+      </w:r>
+    </w:p>
+    <w:p>
+      <w:pPr>
+        <w:rPr>
+          <w:rFonts w:ascii="Arial" w:hAnsi="Arial" w:cs="Arial"/>
+          <w:sz w:val="24"/>
+        </w:rPr>
+      </w:pPr>
+      <w:r>
+        <w:rPr>
+          <w:rFonts w:ascii="Arial" w:hAnsi="Arial" w:cs="Arial"/>
+          <w:sz w:val="24"/>
+        </w:rPr>
+        <w:t>1:</w:t>
+      </w:r>
+    </w:p>
+    <w:p>
+      <w:pPr>
+        <w:rPr>
+          <w:rFonts w:ascii="Arial" w:hAnsi="Arial" w:cs="Arial"/>
+          <w:sz w:val="24"/>
+        </w:rPr>
+      </w:pPr>
+      <w:r>
+        <w:rPr>
+          <w:rFonts w:ascii="Arial" w:hAnsi="Arial" w:cs="Arial"/>
+          <w:sz w:val="24"/>
+        </w:rPr>
+        <w:lastRenderedPageBreak/>
+        <w:drawing>
+          <wp:inline distT="0" distB="0" distL="0" distR="0" wp14:anchorId="740144E7" wp14:editId="3F942C35">
+            <wp:extent cx="5400040" cy="1152525"/>
+            <wp:effectExtent l="0" t="0" r="0" b="9525"/>
+            <wp:docPr id="37" name="Imagem 37"/>
+            <wp:cNvGraphicFramePr>
+              <a:graphicFrameLocks xmlns:a="http://schemas.openxmlformats.org/drawingml/2006/main" noChangeAspect="1"/>
+            </wp:cNvGraphicFramePr>
+            <a:graphic xmlns:a="http://schemas.openxmlformats.org/drawingml/2006/main">
+              <a:graphicData uri="http://schemas.openxmlformats.org/drawingml/2006/picture">
+                <pic:pic xmlns:pic="http://schemas.openxmlformats.org/drawingml/2006/picture">
+                  <pic:nvPicPr>
+                    <pic:cNvPr id="1" name=""/>
+                    <pic:cNvPicPr/>
+                  </pic:nvPicPr>
+                  <pic:blipFill>
+                    <a:blip r:embed="rId39"/>
+                    <a:stretch>
+                      <a:fillRect/>
+                    </a:stretch>
+                  </pic:blipFill>
+                  <pic:spPr>
+                    <a:xfrm>
+                      <a:off x="0" y="0"/>
+                      <a:ext cx="5400040" cy="1152525"/>
+                    </a:xfrm>
+                    <a:prstGeom prst="rect">
+                      <a:avLst/>
+                    </a:prstGeom>
+                  </pic:spPr>
+                </pic:pic>
+              </a:graphicData>
+            </a:graphic>
+          </wp:inline>
+        </w:drawing>
+      </w:r>
+    </w:p>
+    <w:p>
+      <w:pPr>
+        <w:rPr>
+          <w:rFonts w:ascii="Arial" w:hAnsi="Arial" w:cs="Arial"/>
+          <w:sz w:val="24"/>
+        </w:rPr>
+      </w:pPr>
+      <w:r>
+        <w:rPr>
+          <w:rFonts w:ascii="Arial" w:hAnsi="Arial" w:cs="Arial"/>
+          <w:sz w:val="24"/>
+        </w:rPr>
+        <w:t>2:</w:t>
+      </w:r>
+    </w:p>
+    <w:p>
+      <w:pPr>
+        <w:rPr>
+          <w:rFonts w:ascii="Arial" w:hAnsi="Arial" w:cs="Arial"/>
+          <w:sz w:val="24"/>
+        </w:rPr>
+      </w:pPr>
+      <w:r>
+        <w:rPr>
+          <w:rFonts w:ascii="Arial" w:hAnsi="Arial" w:cs="Arial"/>
+          <w:sz w:val="24"/>
+        </w:rPr>
+        <w:drawing>
+          <wp:inline distT="0" distB="0" distL="0" distR="0" wp14:anchorId="393D5078" wp14:editId="2C3BEE79">
+            <wp:extent cx="5400040" cy="478155"/>
+            <wp:effectExtent l="0" t="0" r="0" b="0"/>
+            <wp:docPr id="38" name="Imagem 38"/>
+            <wp:cNvGraphicFramePr>
+              <a:graphicFrameLocks xmlns:a="http://schemas.openxmlformats.org/drawingml/2006/main" noChangeAspect="1"/>
+            </wp:cNvGraphicFramePr>
+            <a:graphic xmlns:a="http://schemas.openxmlformats.org/drawingml/2006/main">
+              <a:graphicData uri="http://schemas.openxmlformats.org/drawingml/2006/picture">
+                <pic:pic xmlns:pic="http://schemas.openxmlformats.org/drawingml/2006/picture">
+                  <pic:nvPicPr>
+                    <pic:cNvPr id="1" name=""/>
+                    <pic:cNvPicPr/>
+                  </pic:nvPicPr>
+                  <pic:blipFill>
+                    <a:blip r:embed="rId40"/>
+                    <a:stretch>
+                      <a:fillRect/>
+                    </a:stretch>
+                  </pic:blipFill>
+                  <pic:spPr>
+                    <a:xfrm>
+                      <a:off x="0" y="0"/>
+                      <a:ext cx="5400040" cy="478155"/>
+                    </a:xfrm>
+                    <a:prstGeom prst="rect">
+                      <a:avLst/>
+                    </a:prstGeom>
+                  </pic:spPr>
+                </pic:pic>
+              </a:graphicData>
+            </a:graphic>
+          </wp:inline>
+        </w:drawing>
+      </w:r>
+    </w:p>
+    <w:p>
+      <w:pPr>
+        <w:rPr>
+          <w:rFonts w:ascii="Arial" w:hAnsi="Arial" w:cs="Arial"/>
+          <w:sz w:val="24"/>
+        </w:rPr>
+      </w:pPr>
+      <w:r>
+        <w:rPr>
+          <w:rFonts w:ascii="Arial" w:hAnsi="Arial" w:cs="Arial"/>
+          <w:sz w:val="24"/>
+        </w:rPr>
+        <w:drawing>
+          <wp:inline distT="0" distB="0" distL="0" distR="0" wp14:anchorId="6E382A5F" wp14:editId="07200C96">
+            <wp:extent cx="5400040" cy="274955"/>
+            <wp:effectExtent l="0" t="0" r="0" b="0"/>
+            <wp:docPr id="39" name="Imagem 39"/>
+            <wp:cNvGraphicFramePr>
+              <a:graphicFrameLocks xmlns:a="http://schemas.openxmlformats.org/drawingml/2006/main" noChangeAspect="1"/>
+            </wp:cNvGraphicFramePr>
+            <a:graphic xmlns:a="http://schemas.openxmlformats.org/drawingml/2006/main">
+              <a:graphicData uri="http://schemas.openxmlformats.org/drawingml/2006/picture">
+                <pic:pic xmlns:pic="http://schemas.openxmlformats.org/drawingml/2006/picture">
+                  <pic:nvPicPr>
+                    <pic:cNvPr id="1" name=""/>
+                    <pic:cNvPicPr/>
+                  </pic:nvPicPr>
+                  <pic:blipFill>
+                    <a:blip r:embed="rId41"/>
+                    <a:stretch>
+                      <a:fillRect/>
+                    </a:stretch>
+                  </pic:blipFill>
+                  <pic:spPr>
+                    <a:xfrm>
+                      <a:off x="0" y="0"/>
+                      <a:ext cx="5400040" cy="274955"/>
+                    </a:xfrm>
+                    <a:prstGeom prst="rect">
+                      <a:avLst/>
+                    </a:prstGeom>
+                  </pic:spPr>
+                </pic:pic>
+              </a:graphicData>
+            </a:graphic>
+          </wp:inline>
+        </w:drawing>
+      </w:r>
+    </w:p>
+    <w:p>
+      <w:pPr>
+        <w:rPr>
+          <w:rFonts w:ascii="Arial" w:hAnsi="Arial" w:cs="Arial"/>
+          <w:sz w:val="24"/>
+        </w:rPr>
+      </w:pPr>
+      <w:r>
+        <w:rPr>
+          <w:rFonts w:ascii="Arial" w:hAnsi="Arial" w:cs="Arial"/>
+          <w:sz w:val="24"/>
+        </w:rPr>
+        <w:t>3:</w:t>
+      </w:r>
+    </w:p>
+    <w:p>
+      <w:pPr>
+        <w:rPr>
+          <w:rFonts w:ascii="Arial" w:hAnsi="Arial" w:cs="Arial"/>
+          <w:sz w:val="24"/>
+        </w:rPr>
+      </w:pPr>
+      <w:r>
+        <w:rPr>
+          <w:rFonts w:ascii="Arial" w:hAnsi="Arial" w:cs="Arial"/>
+          <w:sz w:val="24"/>
+        </w:rPr>
+        <w:drawing>
+          <wp:inline distT="0" distB="0" distL="0" distR="0" wp14:anchorId="128F5569" wp14:editId="2D4CF1BB">
+            <wp:extent cx="5400040" cy="662305"/>
+            <wp:effectExtent l="0" t="0" r="0" b="4445"/>
+            <wp:docPr id="40" name="Imagem 40"/>
+            <wp:cNvGraphicFramePr>
+              <a:graphicFrameLocks xmlns:a="http://schemas.openxmlformats.org/drawingml/2006/main" noChangeAspect="1"/>
+            </wp:cNvGraphicFramePr>
+            <a:graphic xmlns:a="http://schemas.openxmlformats.org/drawingml/2006/main">
+              <a:graphicData uri="http://schemas.openxmlformats.org/drawingml/2006/picture">
+                <pic:pic xmlns:pic="http://schemas.openxmlformats.org/drawingml/2006/picture">
+                  <pic:nvPicPr>
+                    <pic:cNvPr id="1" name=""/>
+                    <pic:cNvPicPr/>
+                  </pic:nvPicPr>
+                  <pic:blipFill>
+                    <a:blip r:embed="rId42"/>
+                    <a:stretch>
+                      <a:fillRect/>
+                    </a:stretch>
+                  </pic:blipFill>
+                  <pic:spPr>
+                    <a:xfrm>
+                      <a:off x="0" y="0"/>
+                      <a:ext cx="5400040" cy="662305"/>
+                    </a:xfrm>
+                    <a:prstGeom prst="rect">
+                      <a:avLst/>
+                    </a:prstGeom>
+                  </pic:spPr>
+                </pic:pic>
+              </a:graphicData>
+            </a:graphic>
+          </wp:inline>
+        </w:drawing>
+      </w:r>
+    </w:p>
+    <w:p>
+      <w:pPr>
+        <w:rPr>
+          <w:rFonts w:ascii="Arial" w:hAnsi="Arial" w:cs="Arial"/>
+          <w:sz w:val="24"/>
+        </w:rPr>
+      </w:pPr>
+      <w:r>
+        <w:rPr>
+          <w:rFonts w:ascii="Arial" w:hAnsi="Arial" w:cs="Arial"/>
+          <w:sz w:val="24"/>
+        </w:rPr>
+        <w:drawing>
+          <wp:inline distT="0" distB="0" distL="0" distR="0" wp14:anchorId="25060C8A" wp14:editId="5D07E6E8">
+            <wp:extent cx="5400040" cy="1118870"/>
+            <wp:effectExtent l="0" t="0" r="0" b="5080"/>
+            <wp:docPr id="41" name="Imagem 41"/>
+            <wp:cNvGraphicFramePr>
+              <a:graphicFrameLocks xmlns:a="http://schemas.openxmlformats.org/drawingml/2006/main" noChangeAspect="1"/>
+            </wp:cNvGraphicFramePr>
+            <a:graphic xmlns:a="http://schemas.openxmlformats.org/drawingml/2006/main">
+              <a:graphicData uri="http://schemas.openxmlformats.org/drawingml/2006/picture">
+                <pic:pic xmlns:pic="http://schemas.openxmlformats.org/drawingml/2006/picture">
+                  <pic:nvPicPr>
+                    <pic:cNvPr id="1" name=""/>
+                    <pic:cNvPicPr/>
+                  </pic:nvPicPr>
+                  <pic:blipFill>
+                    <a:blip r:embed="rId43"/>
+                    <a:stretch>
+                      <a:fillRect/>
+                    </a:stretch>
+                  </pic:blipFill>
+                  <pic:spPr>
+                    <a:xfrm>
+                      <a:off x="0" y="0"/>
+                      <a:ext cx="5400040" cy="1118870"/>
+                    </a:xfrm>
+                    <a:prstGeom prst="rect">
+                      <a:avLst/>
+                    </a:prstGeom>
+                  </pic:spPr>
+                </pic:pic>
+              </a:graphicData>
+            </a:graphic>
+          </wp:inline>
+        </w:drawing>
+      </w:r>
+    </w:p>
+    <w:p>
+      <w:pPr>
+        <w:rPr>
+          <w:rFonts w:ascii="Arial" w:hAnsi="Arial" w:cs="Arial"/>
+          <w:sz w:val="24"/>
+        </w:rPr>
+      </w:pPr>
+    </w:p>
+    <w:p>
+      <w:pPr>
+        <w:rPr>
+          <w:rFonts w:ascii="Arial" w:hAnsi="Arial" w:cs="Arial"/>
+          <w:sz w:val="24"/>
+        </w:rPr>
+      </w:pPr>
+      <w:r>
+        <w:rPr>
+          <w:rFonts w:ascii="Arial" w:hAnsi="Arial" w:cs="Arial"/>
+          <w:sz w:val="24"/>
+        </w:rPr>
+        <w:t>SLIDE 10:</w:t>
+      </w:r>
+      <w:r>
+        <w:rPr>
+          <w:rFonts w:ascii="Arial" w:hAnsi="Arial" w:cs="Arial"/>
+          <w:sz w:val="24"/>
+        </w:rPr>
+        <w:br/>
+      </w:r>
+      <w:r>
+        <w:rPr>
+          <w:rFonts w:ascii="Arial" w:hAnsi="Arial" w:cs="Arial"/>
+          <w:sz w:val="24"/>
+        </w:rPr>
+        <w:t>1:</w:t>
+      </w:r>
+    </w:p>
+    <w:p>
+      <w:pPr>
+        <w:rPr>
+          <w:rFonts w:ascii="Arial" w:hAnsi="Arial" w:cs="Arial"/>
+          <w:sz w:val="24"/>
+        </w:rPr>
+      </w:pPr>
+      <w:r>
+        <w:rPr>
+          <w:rFonts w:ascii="Arial" w:hAnsi="Arial" w:cs="Arial"/>
+          <w:sz w:val="24"/>
+        </w:rPr>
+        <w:drawing>
+          <wp:inline distT="0" distB="0" distL="0" distR="0" wp14:anchorId="557710A7" wp14:editId="1D4D23DD">
+            <wp:extent cx="5182323" cy="1190791"/>
+            <wp:effectExtent l="0" t="0" r="0" b="9525"/>
+            <wp:docPr id="42" name="Imagem 42"/>
+            <wp:cNvGraphicFramePr>
+              <a:graphicFrameLocks xmlns:a="http://schemas.openxmlformats.org/drawingml/2006/main" noChangeAspect="1"/>
+            </wp:cNvGraphicFramePr>
+            <a:graphic xmlns:a="http://schemas.openxmlformats.org/drawingml/2006/main">
+              <a:graphicData uri="http://schemas.openxmlformats.org/drawingml/2006/picture">
+                <pic:pic xmlns:pic="http://schemas.openxmlformats.org/drawingml/2006/picture">
+                  <pic:nvPicPr>
+                    <pic:cNvPr id="1" name=""/>
+                    <pic:cNvPicPr/>
+                  </pic:nvPicPr>
+                  <pic:blipFill>
+                    <a:blip r:embed="rId44"/>
+                    <a:stretch>
+                      <a:fillRect/>
+                    </a:stretch>
+                  </pic:blipFill>
+                  <pic:spPr>
+                    <a:xfrm>
+                      <a:off x="0" y="0"/>
+                      <a:ext cx="5182323" cy="1190791"/>
+                    </a:xfrm>
+                    <a:prstGeom prst="rect">
+                      <a:avLst/>
+                    </a:prstGeom>
+                  </pic:spPr>
+                </pic:pic>
+              </a:graphicData>
+            </a:graphic>
+          </wp:inline>
+        </w:drawing>
+      </w:r>
+    </w:p>
+    <w:p>
+      <w:pPr>
+        <w:rPr>
+          <w:rFonts w:ascii="Arial" w:hAnsi="Arial" w:cs="Arial"/>
+          <w:sz w:val="24"/>
+        </w:rPr>
+      </w:pPr>
+      <w:r>
+        <w:rPr>
+          <w:rFonts w:ascii="Arial" w:hAnsi="Arial" w:cs="Arial"/>
+          <w:sz w:val="24"/>
+        </w:rPr>
+        <w:lastRenderedPageBreak/>
+        <w:drawing>
+          <wp:inline distT="0" distB="0" distL="0" distR="0" wp14:anchorId="78BD8E06" wp14:editId="3A6DEA5B">
+            <wp:extent cx="5400040" cy="2668905"/>
+            <wp:effectExtent l="0" t="0" r="0" b="0"/>
+            <wp:docPr id="43" name="Imagem 43"/>
+            <wp:cNvGraphicFramePr>
+              <a:graphicFrameLocks xmlns:a="http://schemas.openxmlformats.org/drawingml/2006/main" noChangeAspect="1"/>
+            </wp:cNvGraphicFramePr>
+            <a:graphic xmlns:a="http://schemas.openxmlformats.org/drawingml/2006/main">
+              <a:graphicData uri="http://schemas.openxmlformats.org/drawingml/2006/picture">
+                <pic:pic xmlns:pic="http://schemas.openxmlformats.org/drawingml/2006/picture">
+                  <pic:nvPicPr>
+                    <pic:cNvPr id="1" name=""/>
+                    <pic:cNvPicPr/>
+                  </pic:nvPicPr>
+                  <pic:blipFill>
+                    <a:blip r:embed="rId45"/>
+                    <a:stretch>
+                      <a:fillRect/>
+                    </a:stretch>
+                  </pic:blipFill>
+                  <pic:spPr>
+                    <a:xfrm>
+                      <a:off x="0" y="0"/>
+                      <a:ext cx="5400040" cy="2668905"/>
+                    </a:xfrm>
+                    <a:prstGeom prst="rect">
+                      <a:avLst/>
+                    </a:prstGeom>
+                  </pic:spPr>
+                </pic:pic>
+              </a:graphicData>
+            </a:graphic>
+          </wp:inline>
+        </w:drawing>
+      </w:r>
+    </w:p>
+    <w:p>
+      <w:pPr>
+        <w:rPr>
+          <w:rFonts w:ascii="Arial" w:hAnsi="Arial" w:cs="Arial"/>
+          <w:sz w:val="24"/>
+        </w:rPr>
+      </w:pPr>
+      <w:r>
+        <w:rPr>
+          <w:rFonts w:ascii="Arial" w:hAnsi="Arial" w:cs="Arial"/>
+          <w:sz w:val="24"/>
+        </w:rPr>
+        <w:t>2:</w:t>
+      </w:r>
+    </w:p>
+    <w:p>
+      <w:pPr>
+        <w:rPr>
+          <w:rFonts w:ascii="Arial" w:hAnsi="Arial" w:cs="Arial"/>
+          <w:sz w:val="24"/>
+        </w:rPr>
+      </w:pPr>
+      <w:r>
+        <w:rPr>
+          <w:rFonts w:ascii="Arial" w:hAnsi="Arial" w:cs="Arial"/>
+          <w:sz w:val="24"/>
+        </w:rPr>
+        <w:drawing>
+          <wp:inline distT="0" distB="0" distL="0" distR="0" wp14:anchorId="1AF781A3" wp14:editId="3A82E8B4">
+            <wp:extent cx="3810532" cy="1133633"/>
+            <wp:effectExtent l="0" t="0" r="0" b="9525"/>
+            <wp:docPr id="44" name="Imagem 44"/>
+            <wp:cNvGraphicFramePr>
+              <a:graphicFrameLocks xmlns:a="http://schemas.openxmlformats.org/drawingml/2006/main" noChangeAspect="1"/>
+            </wp:cNvGraphicFramePr>
+            <a:graphic xmlns:a="http://schemas.openxmlformats.org/drawingml/2006/main">
+              <a:graphicData uri="http://schemas.openxmlformats.org/drawingml/2006/picture">
+                <pic:pic xmlns:pic="http://schemas.openxmlformats.org/drawingml/2006/picture">
+                  <pic:nvPicPr>
+                    <pic:cNvPr id="1" name=""/>
+                    <pic:cNvPicPr/>
+                  </pic:nvPicPr>
+                  <pic:blipFill>
+                    <a:blip r:embed="rId46"/>
+                    <a:stretch>
+                      <a:fillRect/>
+                    </a:stretch>
+                  </pic:blipFill>
+                  <pic:spPr>
+                    <a:xfrm>
+                      <a:off x="0" y="0"/>
+                      <a:ext cx="3810532" cy="1133633"/>
+                    </a:xfrm>
+                    <a:prstGeom prst="rect">
+                      <a:avLst/>
+                    </a:prstGeom>
+                  </pic:spPr>
+                </pic:pic>
+              </a:graphicData>
+            </a:graphic>
+          </wp:inline>
+        </w:drawing>
+      </w:r>
+    </w:p>
+    <w:p>
+      <w:pPr>
+        <w:rPr>
+          <w:rFonts w:ascii="Arial" w:hAnsi="Arial" w:cs="Arial"/>
+          <w:sz w:val="24"/>
+        </w:rPr>
+      </w:pPr>
+      <w:r>
+        <w:rPr>
+          <w:rFonts w:ascii="Arial" w:hAnsi="Arial" w:cs="Arial"/>
+          <w:sz w:val="24"/>
+        </w:rPr>
+        <w:drawing>
+          <wp:inline distT="0" distB="0" distL="0" distR="0" wp14:anchorId="2A83D205" wp14:editId="0E6E9999">
+            <wp:extent cx="5400040" cy="287020"/>
+            <wp:effectExtent l="0" t="0" r="0" b="0"/>
+            <wp:docPr id="45" name="Imagem 45"/>
+            <wp:cNvGraphicFramePr>
+              <a:graphicFrameLocks xmlns:a="http://schemas.openxmlformats.org/drawingml/2006/main" noChangeAspect="1"/>
+            </wp:cNvGraphicFramePr>
+            <a:graphic xmlns:a="http://schemas.openxmlformats.org/drawingml/2006/main">
+              <a:graphicData uri="http://schemas.openxmlformats.org/drawingml/2006/picture">
+                <pic:pic xmlns:pic="http://schemas.openxmlformats.org/drawingml/2006/picture">
+                  <pic:nvPicPr>
+                    <pic:cNvPr id="1" name=""/>
+                    <pic:cNvPicPr/>
+                  </pic:nvPicPr>
+                  <pic:blipFill>
+                    <a:blip r:embed="rId47"/>
+                    <a:stretch>
+                      <a:fillRect/>
+                    </a:stretch>
+                  </pic:blipFill>
+                  <pic:spPr>
+                    <a:xfrm>
+                      <a:off x="0" y="0"/>
+                      <a:ext cx="5400040" cy="287020"/>
+                    </a:xfrm>
+                    <a:prstGeom prst="rect">
+                      <a:avLst/>
+                    </a:prstGeom>
+                  </pic:spPr>
+                </pic:pic>
+              </a:graphicData>
+            </a:graphic>
+          </wp:inline>
+        </w:drawing>
+      </w:r>
+    </w:p>
+    <w:p>
+      <w:pPr>
+        <w:rPr>
+          <w:rFonts w:ascii="Arial" w:hAnsi="Arial" w:cs="Arial"/>
+          <w:sz w:val="24"/>
+        </w:rPr>
+      </w:pPr>
+      <w:r>
+        <w:rPr>
+          <w:rFonts w:ascii="Arial" w:hAnsi="Arial" w:cs="Arial"/>
+          <w:sz w:val="24"/>
+        </w:rPr>
+        <w:t>3:</w:t>
+      </w:r>
+    </w:p>
+    <w:p>
+      <w:pPr>
+        <w:rPr>
+          <w:rFonts w:ascii="Arial" w:hAnsi="Arial" w:cs="Arial"/>
+          <w:sz w:val="24"/>
+        </w:rPr>
+      </w:pPr>
+      <w:r>
+        <w:rPr>
+          <w:rFonts w:ascii="Arial" w:hAnsi="Arial" w:cs="Arial"/>
+          <w:sz w:val="24"/>
+        </w:rPr>
+        <w:drawing>
+          <wp:inline distT="0" distB="0" distL="0" distR="0" wp14:anchorId="5984C6BD" wp14:editId="4681036E">
+            <wp:extent cx="5400040" cy="3836035"/>
+            <wp:effectExtent l="0" t="0" r="0" b="0"/>
+            <wp:docPr id="46" name="Imagem 46"/>
+            <wp:cNvGraphicFramePr>
+              <a:graphicFrameLocks xmlns:a="http://schemas.openxmlformats.org/drawingml/2006/main" noChangeAspect="1"/>
+            </wp:cNvGraphicFramePr>
+            <a:graphic xmlns:a="http://schemas.openxmlformats.org/drawingml/2006/main">
+              <a:graphicData uri="http://schemas.openxmlformats.org/drawingml/2006/picture">
+                <pic:pic xmlns:pic="http://schemas.openxmlformats.org/drawingml/2006/picture">
+                  <pic:nvPicPr>
+                    <pic:cNvPr id="1" name=""/>
+                    <pic:cNvPicPr/>
+                  </pic:nvPicPr>
+                  <pic:blipFill>
+                    <a:blip r:embed="rId48"/>
+                    <a:stretch>
+                      <a:fillRect/>
+                    </a:stretch>
+                  </pic:blipFill>
+                  <pic:spPr>
+                    <a:xfrm>
+                      <a:off x="0" y="0"/>
+                      <a:ext cx="5400040" cy="3836035"/>
+                    </a:xfrm>
+                    <a:prstGeom prst="rect">
+                      <a:avLst/>
+                    </a:prstGeom>
+                  </pic:spPr>
+                </pic:pic>
+              </a:graphicData>
+            </a:graphic>
+          </wp:inline>
+        </w:drawing>
+      </w:r>
+    </w:p>
+    <w:p>
+      <w:pPr>
+        <w:rPr>
+          <w:rFonts w:ascii="Arial" w:hAnsi="Arial" w:cs="Arial"/>
+          <w:sz w:val="24"/>
+        </w:rPr>
+      </w:pPr>
+      <w:r>
+        <w:rPr>
+          <w:rFonts w:ascii="Arial" w:hAnsi="Arial" w:cs="Arial"/>
+          <w:sz w:val="24"/>
+        </w:rPr>
+        <w:lastRenderedPageBreak/>
+        <w:t>SLIDE 11:</w:t>
+      </w:r>
+      <w:r>
+        <w:rPr>
+          <w:rFonts w:ascii="Arial" w:hAnsi="Arial" w:cs="Arial"/>
+          <w:sz w:val="24"/>
+        </w:rPr>
+        <w:br/>
+      </w:r>
+      <w:r>
+        <w:rPr>
+          <w:rFonts w:ascii="Arial" w:hAnsi="Arial" w:cs="Arial"/>
+          <w:sz w:val="24"/>
+        </w:rPr>
+        <w:t>1. Quantos quartos existem por andar?</w:t>
+      </w:r>
+    </w:p>
+    <w:p>
+      <w:pPr>
+        <w:rPr>
+          <w:rFonts w:ascii="Arial" w:hAnsi="Arial" w:cs="Arial"/>
+          <w:sz w:val="24"/>
+        </w:rPr>
+      </w:pPr>
+      <w:r>
+        <w:rPr>
+          <w:rFonts w:ascii="Arial" w:hAnsi="Arial" w:cs="Arial"/>
+          <w:sz w:val="24"/>
+        </w:rPr>
+        <w:drawing>
+          <wp:inline distT="0" distB="0" distL="0" distR="0" wp14:anchorId="238C641C" wp14:editId="6E565D09">
+            <wp:extent cx="5400040" cy="2390140"/>
+            <wp:effectExtent l="0" t="0" r="0" b="0"/>
+            <wp:docPr id="47" name="Imagem 47"/>
+            <wp:cNvGraphicFramePr>
+              <a:graphicFrameLocks xmlns:a="http://schemas.openxmlformats.org/drawingml/2006/main" noChangeAspect="1"/>
+            </wp:cNvGraphicFramePr>
+            <a:graphic xmlns:a="http://schemas.openxmlformats.org/drawingml/2006/main">
+              <a:graphicData uri="http://schemas.openxmlformats.org/drawingml/2006/picture">
+                <pic:pic xmlns:pic="http://schemas.openxmlformats.org/drawingml/2006/picture">
+                  <pic:nvPicPr>
+                    <pic:cNvPr id="1" name=""/>
+                    <pic:cNvPicPr/>
+                  </pic:nvPicPr>
+                  <pic:blipFill>
+                    <a:blip r:embed="rId49"/>
+                    <a:stretch>
+                      <a:fillRect/>
+                    </a:stretch>
+                  </pic:blipFill>
+                  <pic:spPr>
+                    <a:xfrm>
+                      <a:off x="0" y="0"/>
+                      <a:ext cx="5400040" cy="2390140"/>
+                    </a:xfrm>
+                    <a:prstGeom prst="rect">
+                      <a:avLst/>
+                    </a:prstGeom>
+                  </pic:spPr>
+                </pic:pic>
+              </a:graphicData>
+            </a:graphic>
+          </wp:inline>
+        </w:drawing>
+      </w:r>
+    </w:p>
+    <w:p>
+      <w:pPr>
+        <w:rPr>
+          <w:rFonts w:ascii="Arial" w:hAnsi="Arial" w:cs="Arial"/>
+          <w:sz w:val="24"/>
+        </w:rPr>
+      </w:pPr>
+      <w:r>
+        <w:rPr>
+          <w:rFonts w:ascii="Arial" w:hAnsi="Arial" w:cs="Arial"/>
+          <w:sz w:val="24"/>
+        </w:rPr>
+        <w:t>2. Listar apenas os serviços da categoria "Bebida"</w:t>
+      </w:r>
+    </w:p>
+    <w:p>
+      <w:pPr>
+        <w:rPr>
+          <w:rFonts w:ascii="Arial" w:hAnsi="Arial" w:cs="Arial"/>
+          <w:sz w:val="24"/>
+        </w:rPr>
+      </w:pPr>
+      <w:r>
+        <w:rPr>
+          <w:rFonts w:ascii="Arial" w:hAnsi="Arial" w:cs="Arial"/>
+          <w:sz w:val="24"/>
+        </w:rPr>
+        <w:drawing>
+          <wp:inline distT="0" distB="0" distL="0" distR="0" wp14:anchorId="2DB8C75A" wp14:editId="69052275">
+            <wp:extent cx="5229955" cy="3143689"/>
+            <wp:effectExtent l="0" t="0" r="8890" b="0"/>
+            <wp:docPr id="48" name="Imagem 48"/>
+            <wp:cNvGraphicFramePr>
+              <a:graphicFrameLocks xmlns:a="http://schemas.openxmlformats.org/drawingml/2006/main" noChangeAspect="1"/>
+            </wp:cNvGraphicFramePr>
+            <a:graphic xmlns:a="http://schemas.openxmlformats.org/drawingml/2006/main">
+              <a:graphicData uri="http://schemas.openxmlformats.org/drawingml/2006/picture">
+                <pic:pic xmlns:pic="http://schemas.openxmlformats.org/drawingml/2006/picture">
+                  <pic:nvPicPr>
+                    <pic:cNvPr id="1" name=""/>
+                    <pic:cNvPicPr/>
+                  </pic:nvPicPr>
+                  <pic:blipFill>
+                    <a:blip r:embed="rId50"/>
+                    <a:stretch>
+                      <a:fillRect/>
+                    </a:stretch>
+                  </pic:blipFill>
+                  <pic:spPr>
+                    <a:xfrm>
+                      <a:off x="0" y="0"/>
+                      <a:ext cx="5229955" cy="3143689"/>
+                    </a:xfrm>
+                    <a:prstGeom prst="rect">
+                      <a:avLst/>
+                    </a:prstGeom>
+                  </pic:spPr>
+                </pic:pic>
+              </a:graphicData>
+            </a:graphic>
+          </wp:inline>
+        </w:drawing>
+      </w:r>
+    </w:p>
+    <w:p>
+      <w:pPr>
+        <w:rPr>
+          <w:rFonts w:ascii="Arial" w:hAnsi="Arial" w:cs="Arial"/>
+          <w:sz w:val="24"/>
+        </w:rPr>
+      </w:pPr>
+      <w:r>
+        <w:rPr>
+          <w:rFonts w:ascii="Arial" w:hAnsi="Arial" w:cs="Arial"/>
+          <w:sz w:val="24"/>
+        </w:rPr>
+        <w:t>3. Quais serviços custam mais de 15 reais?</w:t>
+      </w:r>
+    </w:p>
+    <w:p>
+      <w:pPr>
+        <w:rPr>
+          <w:rFonts w:ascii="Arial" w:hAnsi="Arial" w:cs="Arial"/>
+          <w:sz w:val="24"/>
+        </w:rPr>
+      </w:pPr>
+      <w:r>
+        <w:rPr>
+          <w:rFonts w:ascii="Arial" w:hAnsi="Arial" w:cs="Arial"/>
+          <w:sz w:val="24"/>
+        </w:rPr>
+        <w:lastRenderedPageBreak/>
+        <w:drawing>
+          <wp:inline distT="0" distB="0" distL="0" distR="0" wp14:anchorId="7323B2D4" wp14:editId="205E8E14">
+            <wp:extent cx="5400040" cy="2562860"/>
+            <wp:effectExtent l="0" t="0" r="0" b="8890"/>
+            <wp:docPr id="49" name="Imagem 49"/>
+            <wp:cNvGraphicFramePr>
+              <a:graphicFrameLocks xmlns:a="http://schemas.openxmlformats.org/drawingml/2006/main" noChangeAspect="1"/>
+            </wp:cNvGraphicFramePr>
+            <a:graphic xmlns:a="http://schemas.openxmlformats.org/drawingml/2006/main">
+              <a:graphicData uri="http://schemas.openxmlformats.org/drawingml/2006/picture">
+                <pic:pic xmlns:pic="http://schemas.openxmlformats.org/drawingml/2006/picture">
+                  <pic:nvPicPr>
+                    <pic:cNvPr id="1" name=""/>
+                    <pic:cNvPicPr/>
+                  </pic:nvPicPr>
+                  <pic:blipFill>
+                    <a:blip r:embed="rId51"/>
+                    <a:stretch>
+                      <a:fillRect/>
+                    </a:stretch>
+                  </pic:blipFill>
+                  <pic:spPr>
+                    <a:xfrm>
+                      <a:off x="0" y="0"/>
+                      <a:ext cx="5400040" cy="2562860"/>
+                    </a:xfrm>
+                    <a:prstGeom prst="rect">
+                      <a:avLst/>
+                    </a:prstGeom>
+                  </pic:spPr>
+                </pic:pic>
+              </a:graphicData>
+            </a:graphic>
+          </wp:inline>
+        </w:drawing>
+      </w:r>
       <w:bookmarkStart w:id="0" w:name="_GoBack"/>
       <w:bookmarkEnd w:id="0"/>
     </w:p>
-    <w:p/>
-    <w:p/>
-    <w:p/>
     <w:sectPr>
       <w:pgSz w:w="11906" w:h="16838"/>
       <w:pgMar w:top="1417" w:right="1701" w:bottom="1417" w:left="1701" w:header="708" w:footer="708" w:gutter="0"/>
@@ -722,7 +2807,7 @@
 </file>
 
 <file path=word/styles.xml><?xml version="1.0" encoding="utf-8"?>
-<w:styles xmlns:mc="http://schemas.openxmlformats.org/markup-compatibility/2006" xmlns:r="http://schemas.openxmlformats.org/officeDocument/2006/relationships" xmlns:w="http://schemas.openxmlformats.org/wordprocessingml/2006/main" xmlns:w14="http://schemas.microsoft.com/office/word/2010/wordml" xmlns:w15="http://schemas.microsoft.com/office/word/2012/wordml" xmlns:w16se="http://schemas.microsoft.com/office/word/2015/wordml/symex" mc:Ignorable="w14 w15 w16se">
+<w:styles xmlns:mc="http://schemas.openxmlformats.org/markup-compatibility/2006" xmlns:r="http://schemas.openxmlformats.org/officeDocument/2006/relationships" xmlns:w="http://schemas.openxmlformats.org/wordprocessingml/2006/main" xmlns:w14="http://schemas.microsoft.com/office/word/2010/wordml" xmlns:w15="http://schemas.microsoft.com/office/word/2012/wordml" xmlns:w16cid="http://schemas.microsoft.com/office/word/2016/wordml/cid" xmlns:w16se="http://schemas.microsoft.com/office/word/2015/wordml/symex" mc:Ignorable="w14 w15 w16se w16cid">
   <w:docDefaults>
     <w:rPrDefault>
       <w:rPr>
@@ -738,7 +2823,7 @@
       </w:pPr>
     </w:pPrDefault>
   </w:docDefaults>
-  <w:latentStyles w:defLockedState="0" w:defUIPriority="99" w:defSemiHidden="0" w:defUnhideWhenUsed="0" w:defQFormat="0" w:count="371">
+  <w:latentStyles w:defLockedState="0" w:defUIPriority="99" w:defSemiHidden="0" w:defUnhideWhenUsed="0" w:defQFormat="0" w:count="375">
     <w:lsdException w:name="Normal" w:uiPriority="0" w:qFormat="1"/>
     <w:lsdException w:name="heading 1" w:uiPriority="9" w:qFormat="1"/>
     <w:lsdException w:name="heading 2" w:semiHidden="1" w:uiPriority="9" w:unhideWhenUsed="1" w:qFormat="1"/>
@@ -844,7 +2929,6 @@
     <w:lsdException w:name="HTML Sample" w:semiHidden="1" w:unhideWhenUsed="1"/>
     <w:lsdException w:name="HTML Typewriter" w:semiHidden="1" w:unhideWhenUsed="1"/>
     <w:lsdException w:name="HTML Variable" w:semiHidden="1" w:unhideWhenUsed="1"/>
-    <w:lsdException w:name="Normal Table" w:semiHidden="1" w:unhideWhenUsed="1"/>
     <w:lsdException w:name="annotation subject" w:semiHidden="1" w:unhideWhenUsed="1"/>
     <w:lsdException w:name="No List" w:semiHidden="1" w:unhideWhenUsed="1"/>
     <w:lsdException w:name="Outline List 1" w:semiHidden="1" w:unhideWhenUsed="1"/>
@@ -888,10 +2972,8 @@
     <w:lsdException w:name="Table Elegant" w:semiHidden="1" w:unhideWhenUsed="1"/>
     <w:lsdException w:name="Table Professional" w:semiHidden="1" w:unhideWhenUsed="1"/>
     <w:lsdException w:name="Table Subtle 1" w:semiHidden="1" w:unhideWhenUsed="1"/>
-    <w:lsdException w:name="Table Subtle 2" w:semiHidden="1" w:unhideWhenUsed="1"/>
     <w:lsdException w:name="Table Web 1" w:semiHidden="1" w:unhideWhenUsed="1"/>
     <w:lsdException w:name="Table Web 2" w:semiHidden="1" w:unhideWhenUsed="1"/>
-    <w:lsdException w:name="Table Web 3" w:semiHidden="1" w:unhideWhenUsed="1"/>
     <w:lsdException w:name="Balloon Text" w:semiHidden="1" w:unhideWhenUsed="1"/>
     <w:lsdException w:name="Table Grid" w:uiPriority="39"/>
     <w:lsdException w:name="Table Theme" w:semiHidden="1" w:unhideWhenUsed="1"/>
@@ -1110,6 +3192,10 @@
     <w:lsdException w:name="List Table 5 Dark Accent 6" w:uiPriority="50"/>
     <w:lsdException w:name="List Table 6 Colorful Accent 6" w:uiPriority="51"/>
     <w:lsdException w:name="List Table 7 Colorful Accent 6" w:uiPriority="52"/>
+    <w:lsdException w:name="Mention" w:semiHidden="1" w:unhideWhenUsed="1"/>
+    <w:lsdException w:name="Smart Hyperlink" w:semiHidden="1" w:unhideWhenUsed="1"/>
+    <w:lsdException w:name="Hashtag" w:semiHidden="1" w:unhideWhenUsed="1"/>
+    <w:lsdException w:name="Unresolved Mention" w:semiHidden="1" w:unhideWhenUsed="1"/>
   </w:latentStyles>
   <w:style w:type="paragraph" w:default="1" w:styleId="Normal">
     <w:name w:val="Normal"/>
@@ -1118,7 +3204,6 @@
   <w:style w:type="character" w:default="1" w:styleId="Fontepargpadro">
     <w:name w:val="Default Paragraph Font"/>
     <w:uiPriority w:val="1"/>
-    <w:semiHidden/>
     <w:unhideWhenUsed/>
   </w:style>
   <w:style w:type="table" w:default="1" w:styleId="Tabelanormal">
